--- a/Knowledge/3-Work knowledge/1-Software Engineering/2-General Technologies/9-Databases/5-My Source/2-SQL/5-SQL Commands - TCL/4-SQL SET AUTOCOMMIT.docx
+++ b/Knowledge/3-Work knowledge/1-Software Engineering/2-General Technologies/9-Databases/5-My Source/2-SQL/5-SQL Commands - TCL/4-SQL SET AUTOCOMMIT.docx
@@ -63,25 +63,7 @@
           <w:sz w:val="18"/>
           <w:highlight w:val="lightGray"/>
         </w:rPr>
-        <w:t xml:space="preserve">: Persons Table -&gt; ID Column: 1, </w:t>
-      </w:r>
-      <w:proofErr w:type="spellStart"/>
-      <w:r>
-        <w:rPr>
-          <w:color w:val="000000"/>
-          <w:sz w:val="18"/>
-          <w:highlight w:val="lightGray"/>
-        </w:rPr>
-        <w:t>Name_En</w:t>
-      </w:r>
-      <w:proofErr w:type="spellEnd"/>
-      <w:r>
-        <w:rPr>
-          <w:color w:val="000000"/>
-          <w:sz w:val="18"/>
-          <w:highlight w:val="lightGray"/>
-        </w:rPr>
-        <w:t xml:space="preserve"> Column: Motasem Essam] -&gt; </w:t>
+        <w:t xml:space="preserve">: Persons Table -&gt; ID Column: 1, Name_En Column: Motasem Essam] -&gt; </w:t>
       </w:r>
       <w:r>
         <w:rPr>
@@ -125,25 +107,20 @@
       <w:r>
         <w:rPr>
           <w:rFonts w:ascii="Roboto Mono" w:eastAsia="Roboto Mono" w:hAnsi="Roboto Mono"/>
-          <w:sz w:val="24"/>
         </w:rPr>
         <w:t xml:space="preserve">In MySQL, </w:t>
       </w:r>
-      <w:proofErr w:type="spellStart"/>
       <w:r>
         <w:rPr>
           <w:rFonts w:ascii="Roboto Mono" w:eastAsia="Roboto Mono" w:hAnsi="Roboto Mono"/>
           <w:b/>
           <w:bCs/>
-          <w:sz w:val="24"/>
         </w:rPr>
         <w:t>autocommit</w:t>
       </w:r>
-      <w:proofErr w:type="spellEnd"/>
-      <w:r>
-        <w:rPr>
-          <w:rFonts w:ascii="Roboto Mono" w:eastAsia="Roboto Mono" w:hAnsi="Roboto Mono"/>
-          <w:sz w:val="24"/>
+      <w:r>
+        <w:rPr>
+          <w:rFonts w:ascii="Roboto Mono" w:eastAsia="Roboto Mono" w:hAnsi="Roboto Mono"/>
         </w:rPr>
         <w:t xml:space="preserve"> controls whether changes to the database are automatically saved (committed) after each SQL statement.</w:t>
       </w:r>
@@ -154,12 +131,11 @@
           <w:ilvl w:val="0"/>
           <w:numId w:val="1"/>
         </w:numPr>
-        <w:spacing w:before="240"/>
-      </w:pPr>
-      <w:r>
-        <w:rPr>
-          <w:rFonts w:ascii="Roboto Mono" w:eastAsia="Roboto Mono" w:hAnsi="Roboto Mono"/>
-          <w:sz w:val="24"/>
+        <w:spacing w:before="240" w:after="0" w:line="276" w:lineRule="auto"/>
+      </w:pPr>
+      <w:r>
+        <w:rPr>
+          <w:rFonts w:ascii="Roboto Mono" w:eastAsia="Roboto Mono" w:hAnsi="Roboto Mono"/>
         </w:rPr>
         <w:t xml:space="preserve">When </w:t>
       </w:r>
@@ -167,21 +143,18 @@
         <w:rPr>
           <w:rFonts w:ascii="Roboto Mono" w:eastAsia="Roboto Mono" w:hAnsi="Roboto Mono" w:cs="Roboto Mono"/>
           <w:color w:val="188038"/>
-          <w:sz w:val="24"/>
         </w:rPr>
         <w:t>AUTOCOMMIT = 1</w:t>
       </w:r>
       <w:r>
         <w:rPr>
           <w:rFonts w:ascii="Roboto Mono" w:eastAsia="Roboto Mono" w:hAnsi="Roboto Mono"/>
-          <w:sz w:val="24"/>
         </w:rPr>
         <w:t xml:space="preserve"> (default):</w:t>
       </w:r>
       <w:r>
         <w:rPr>
           <w:rFonts w:ascii="Roboto Mono" w:eastAsia="Roboto Mono" w:hAnsi="Roboto Mono"/>
-          <w:sz w:val="24"/>
         </w:rPr>
         <w:br/>
         <w:t xml:space="preserve"> Every SQL statement is </w:t>
@@ -191,21 +164,18 @@
           <w:rFonts w:ascii="Roboto Mono" w:eastAsia="Roboto Mono" w:hAnsi="Roboto Mono"/>
           <w:b/>
           <w:bCs/>
-          <w:sz w:val="24"/>
         </w:rPr>
         <w:t>automatically committed</w:t>
       </w:r>
       <w:r>
         <w:rPr>
           <w:rFonts w:ascii="Roboto Mono" w:eastAsia="Roboto Mono" w:hAnsi="Roboto Mono"/>
-          <w:sz w:val="24"/>
         </w:rPr>
         <w:t xml:space="preserve"> right after execution.</w:t>
       </w:r>
       <w:r>
         <w:rPr>
           <w:rFonts w:ascii="Roboto Mono" w:eastAsia="Roboto Mono" w:hAnsi="Roboto Mono"/>
-          <w:sz w:val="24"/>
         </w:rPr>
         <w:br/>
       </w:r>
@@ -216,12 +186,11 @@
           <w:ilvl w:val="0"/>
           <w:numId w:val="1"/>
         </w:numPr>
-        <w:spacing w:after="240"/>
-      </w:pPr>
-      <w:r>
-        <w:rPr>
-          <w:rFonts w:ascii="Roboto Mono" w:eastAsia="Roboto Mono" w:hAnsi="Roboto Mono"/>
-          <w:sz w:val="24"/>
+        <w:spacing w:after="240" w:line="276" w:lineRule="auto"/>
+      </w:pPr>
+      <w:r>
+        <w:rPr>
+          <w:rFonts w:ascii="Roboto Mono" w:eastAsia="Roboto Mono" w:hAnsi="Roboto Mono"/>
         </w:rPr>
         <w:t xml:space="preserve">When </w:t>
       </w:r>
@@ -229,21 +198,18 @@
         <w:rPr>
           <w:rFonts w:ascii="Roboto Mono" w:eastAsia="Roboto Mono" w:hAnsi="Roboto Mono" w:cs="Roboto Mono"/>
           <w:color w:val="188038"/>
-          <w:sz w:val="24"/>
         </w:rPr>
         <w:t>AUTOCOMMIT = 0</w:t>
       </w:r>
       <w:r>
         <w:rPr>
           <w:rFonts w:ascii="Roboto Mono" w:eastAsia="Roboto Mono" w:hAnsi="Roboto Mono"/>
-          <w:sz w:val="24"/>
         </w:rPr>
         <w:t>:</w:t>
       </w:r>
       <w:r>
         <w:rPr>
           <w:rFonts w:ascii="Roboto Mono" w:eastAsia="Roboto Mono" w:hAnsi="Roboto Mono"/>
-          <w:sz w:val="24"/>
         </w:rPr>
         <w:br/>
         <w:t xml:space="preserve"> You must explicitly run </w:t>
@@ -252,14 +218,12 @@
         <w:rPr>
           <w:rFonts w:ascii="Roboto Mono" w:eastAsia="Roboto Mono" w:hAnsi="Roboto Mono" w:cs="Roboto Mono"/>
           <w:color w:val="188038"/>
-          <w:sz w:val="24"/>
         </w:rPr>
         <w:t>COMMIT</w:t>
       </w:r>
       <w:r>
         <w:rPr>
           <w:rFonts w:ascii="Roboto Mono" w:eastAsia="Roboto Mono" w:hAnsi="Roboto Mono"/>
-          <w:sz w:val="24"/>
         </w:rPr>
         <w:t xml:space="preserve"> to save changes — otherwise, you can </w:t>
       </w:r>
@@ -267,21 +231,18 @@
         <w:rPr>
           <w:rFonts w:ascii="Roboto Mono" w:eastAsia="Roboto Mono" w:hAnsi="Roboto Mono" w:cs="Roboto Mono"/>
           <w:color w:val="188038"/>
-          <w:sz w:val="24"/>
         </w:rPr>
         <w:t>ROLLBACK</w:t>
       </w:r>
       <w:r>
         <w:rPr>
           <w:rFonts w:ascii="Roboto Mono" w:eastAsia="Roboto Mono" w:hAnsi="Roboto Mono"/>
-          <w:sz w:val="24"/>
         </w:rPr>
         <w:t xml:space="preserve"> to undo them.</w:t>
       </w:r>
       <w:r>
         <w:rPr>
           <w:rFonts w:ascii="Roboto Mono" w:eastAsia="Roboto Mono" w:hAnsi="Roboto Mono"/>
-          <w:sz w:val="24"/>
         </w:rPr>
         <w:br/>
       </w:r>
@@ -300,7 +261,6 @@
           <w:rFonts w:ascii="Roboto Mono" w:eastAsia="Roboto Mono" w:hAnsi="Roboto Mono"/>
           <w:b/>
           <w:bCs/>
-          <w:sz w:val="24"/>
           <w:szCs w:val="26"/>
         </w:rPr>
         <w:t>🛠️ Syntax</w:t>
@@ -324,7 +284,7 @@
           <w:szCs w:val="26"/>
         </w:rPr>
         <w:drawing>
-          <wp:inline distT="114300" distB="114300" distL="114300" distR="114300" wp14:anchorId="54F45210" wp14:editId="3BFD077B">
+          <wp:inline distT="114300" distB="114300" distL="114300" distR="114300" wp14:anchorId="68D2BEC7" wp14:editId="77EDCDA1">
             <wp:extent cx="5943600" cy="990600"/>
             <wp:effectExtent l="0" t="0" r="0" b="0"/>
             <wp:docPr id="15" name="image5.png"/>
@@ -364,50 +324,16 @@
       <w:r>
         <w:rPr>
           <w:rFonts w:ascii="Roboto Mono" w:eastAsia="Roboto Mono" w:hAnsi="Roboto Mono"/>
-          <w:sz w:val="24"/>
-        </w:rPr>
-        <w:t xml:space="preserve">SET AUTOCOMMIT = 0;  -- Turns off </w:t>
-      </w:r>
-      <w:proofErr w:type="spellStart"/>
-      <w:r>
-        <w:rPr>
-          <w:rFonts w:ascii="Roboto Mono" w:eastAsia="Roboto Mono" w:hAnsi="Roboto Mono"/>
-          <w:sz w:val="24"/>
-        </w:rPr>
-        <w:t>autocommit</w:t>
-      </w:r>
-      <w:proofErr w:type="spellEnd"/>
-      <w:r>
-        <w:rPr>
-          <w:rFonts w:ascii="Roboto Mono" w:eastAsia="Roboto Mono" w:hAnsi="Roboto Mono"/>
-          <w:sz w:val="24"/>
-        </w:rPr>
-        <w:t xml:space="preserve"> (manual mode)</w:t>
-      </w:r>
-    </w:p>
-    <w:p>
-      <w:r>
-        <w:rPr>
-          <w:rFonts w:ascii="Roboto Mono" w:eastAsia="Roboto Mono" w:hAnsi="Roboto Mono"/>
-          <w:sz w:val="24"/>
-        </w:rPr>
-        <w:t xml:space="preserve">SET AUTOCOMMIT = 1;  -- Turns on </w:t>
-      </w:r>
-      <w:proofErr w:type="spellStart"/>
-      <w:r>
-        <w:rPr>
-          <w:rFonts w:ascii="Roboto Mono" w:eastAsia="Roboto Mono" w:hAnsi="Roboto Mono"/>
-          <w:sz w:val="24"/>
-        </w:rPr>
-        <w:t>autocommit</w:t>
-      </w:r>
-      <w:proofErr w:type="spellEnd"/>
-      <w:r>
-        <w:rPr>
-          <w:rFonts w:ascii="Roboto Mono" w:eastAsia="Roboto Mono" w:hAnsi="Roboto Mono"/>
-          <w:sz w:val="24"/>
-        </w:rPr>
-        <w:t xml:space="preserve"> (automatic mode)</w:t>
+        </w:rPr>
+        <w:t>SET AUTOCOMMIT = 0;  -- Turns off autocommit (manual mode)</w:t>
+      </w:r>
+    </w:p>
+    <w:p>
+      <w:r>
+        <w:rPr>
+          <w:rFonts w:ascii="Roboto Mono" w:eastAsia="Roboto Mono" w:hAnsi="Roboto Mono"/>
+        </w:rPr>
+        <w:t>SET AUTOCOMMIT = 1;  -- Turns on autocommit (automatic mode)</w:t>
       </w:r>
     </w:p>
     <w:p/>
@@ -443,25 +369,7 @@
           <w:sz w:val="18"/>
           <w:highlight w:val="lightGray"/>
         </w:rPr>
-        <w:t xml:space="preserve">: Persons Table -&gt; ID Column: 1, </w:t>
-      </w:r>
-      <w:proofErr w:type="spellStart"/>
-      <w:r>
-        <w:rPr>
-          <w:color w:val="000000"/>
-          <w:sz w:val="18"/>
-          <w:highlight w:val="lightGray"/>
-        </w:rPr>
-        <w:t>Name_En</w:t>
-      </w:r>
-      <w:proofErr w:type="spellEnd"/>
-      <w:r>
-        <w:rPr>
-          <w:color w:val="000000"/>
-          <w:sz w:val="18"/>
-          <w:highlight w:val="lightGray"/>
-        </w:rPr>
-        <w:t xml:space="preserve"> Column: Motasem Essam] -&gt; </w:t>
+        <w:t xml:space="preserve">: Persons Table -&gt; ID Column: 1, Name_En Column: Motasem Essam] -&gt; </w:t>
       </w:r>
       <w:r>
         <w:rPr>
@@ -505,7 +413,6 @@
       <w:r>
         <w:rPr>
           <w:rFonts w:ascii="Roboto Mono" w:eastAsia="Roboto Mono" w:hAnsi="Roboto Mono"/>
-          <w:sz w:val="24"/>
         </w:rPr>
         <w:t>You want to control when your changes are saved, especially if you're executing multiple statements that must all succeed together (or all fail).</w:t>
       </w:r>
@@ -523,7 +430,6 @@
         <w:rPr>
           <w:rFonts w:ascii="Arial Unicode MS" w:eastAsia="Arial Unicode MS" w:hAnsi="Arial Unicode MS" w:cs="Arial Unicode MS"/>
         </w:rPr>
-        <w:lastRenderedPageBreak/>
         <w:t>✅ Example</w:t>
       </w:r>
     </w:p>
@@ -546,25 +452,7 @@
           <w:sz w:val="18"/>
           <w:highlight w:val="lightGray"/>
         </w:rPr>
-        <w:t xml:space="preserve">: Persons Table -&gt; ID Column: 1, </w:t>
-      </w:r>
-      <w:proofErr w:type="spellStart"/>
-      <w:r>
-        <w:rPr>
-          <w:color w:val="000000"/>
-          <w:sz w:val="18"/>
-          <w:highlight w:val="lightGray"/>
-        </w:rPr>
-        <w:t>Name_En</w:t>
-      </w:r>
-      <w:proofErr w:type="spellEnd"/>
-      <w:r>
-        <w:rPr>
-          <w:color w:val="000000"/>
-          <w:sz w:val="18"/>
-          <w:highlight w:val="lightGray"/>
-        </w:rPr>
-        <w:t xml:space="preserve"> Column: Motasem Essam] -&gt; </w:t>
+        <w:t xml:space="preserve">: Persons Table -&gt; ID Column: 1, Name_En Column: Motasem Essam] -&gt; </w:t>
       </w:r>
       <w:r>
         <w:rPr>
@@ -608,7 +496,6 @@
       <w:r>
         <w:rPr>
           <w:rFonts w:ascii="Roboto Mono" w:eastAsia="Roboto Mono" w:hAnsi="Roboto Mono"/>
-          <w:sz w:val="24"/>
         </w:rPr>
         <w:t>Let’s simulate a safe transaction:</w:t>
       </w:r>
@@ -619,7 +506,7 @@
           <w:noProof/>
         </w:rPr>
         <w:drawing>
-          <wp:inline distT="114300" distB="114300" distL="114300" distR="114300" wp14:anchorId="7514C116" wp14:editId="38406D2B">
+          <wp:inline distT="114300" distB="114300" distL="114300" distR="114300" wp14:anchorId="78F6848F" wp14:editId="24485185">
             <wp:extent cx="5943600" cy="2451100"/>
             <wp:effectExtent l="0" t="0" r="0" b="0"/>
             <wp:docPr id="1" name="image13.png"/>
@@ -659,32 +546,14 @@
       <w:r>
         <w:rPr>
           <w:rFonts w:ascii="Roboto Mono" w:eastAsia="Roboto Mono" w:hAnsi="Roboto Mono"/>
-          <w:sz w:val="24"/>
-        </w:rPr>
-        <w:t xml:space="preserve">-- Step 1: Turn off </w:t>
-      </w:r>
-      <w:proofErr w:type="spellStart"/>
-      <w:r>
-        <w:rPr>
-          <w:rFonts w:ascii="Roboto Mono" w:eastAsia="Roboto Mono" w:hAnsi="Roboto Mono"/>
-          <w:sz w:val="24"/>
-        </w:rPr>
-        <w:t>autocommit</w:t>
-      </w:r>
-      <w:proofErr w:type="spellEnd"/>
-      <w:r>
-        <w:rPr>
-          <w:rFonts w:ascii="Roboto Mono" w:eastAsia="Roboto Mono" w:hAnsi="Roboto Mono"/>
-          <w:sz w:val="24"/>
-        </w:rPr>
-        <w:t xml:space="preserve"> (start manual transaction control)</w:t>
-      </w:r>
-    </w:p>
-    <w:p>
-      <w:r>
-        <w:rPr>
-          <w:rFonts w:ascii="Roboto Mono" w:eastAsia="Roboto Mono" w:hAnsi="Roboto Mono"/>
-          <w:sz w:val="24"/>
+        </w:rPr>
+        <w:t>-- Step 1: Turn off autocommit (start manual transaction control)</w:t>
+      </w:r>
+    </w:p>
+    <w:p>
+      <w:r>
+        <w:rPr>
+          <w:rFonts w:ascii="Roboto Mono" w:eastAsia="Roboto Mono" w:hAnsi="Roboto Mono"/>
         </w:rPr>
         <w:t>SET AUTOCOMMIT = 0;</w:t>
       </w:r>
@@ -694,7 +563,6 @@
       <w:r>
         <w:rPr>
           <w:rFonts w:ascii="Roboto Mono" w:eastAsia="Roboto Mono" w:hAnsi="Roboto Mono"/>
-          <w:sz w:val="24"/>
         </w:rPr>
         <w:t>-- Step 2: Do some changes</w:t>
       </w:r>
@@ -703,82 +571,16 @@
       <w:r>
         <w:rPr>
           <w:rFonts w:ascii="Roboto Mono" w:eastAsia="Roboto Mono" w:hAnsi="Roboto Mono"/>
-          <w:sz w:val="24"/>
-        </w:rPr>
-        <w:t>INSERT INTO Customers (</w:t>
-      </w:r>
-      <w:proofErr w:type="spellStart"/>
-      <w:r>
-        <w:rPr>
-          <w:rFonts w:ascii="Roboto Mono" w:eastAsia="Roboto Mono" w:hAnsi="Roboto Mono"/>
-          <w:sz w:val="24"/>
-        </w:rPr>
-        <w:t>CustomerID</w:t>
-      </w:r>
-      <w:proofErr w:type="spellEnd"/>
-      <w:r>
-        <w:rPr>
-          <w:rFonts w:ascii="Roboto Mono" w:eastAsia="Roboto Mono" w:hAnsi="Roboto Mono"/>
-          <w:sz w:val="24"/>
-        </w:rPr>
-        <w:t xml:space="preserve">, </w:t>
-      </w:r>
-      <w:proofErr w:type="spellStart"/>
-      <w:r>
-        <w:rPr>
-          <w:rFonts w:ascii="Roboto Mono" w:eastAsia="Roboto Mono" w:hAnsi="Roboto Mono"/>
-          <w:sz w:val="24"/>
-        </w:rPr>
-        <w:t>CustomerName</w:t>
-      </w:r>
-      <w:proofErr w:type="spellEnd"/>
-      <w:r>
-        <w:rPr>
-          <w:rFonts w:ascii="Roboto Mono" w:eastAsia="Roboto Mono" w:hAnsi="Roboto Mono"/>
-          <w:sz w:val="24"/>
-        </w:rPr>
-        <w:t>) VALUES (401, 'Test A');</w:t>
-      </w:r>
-    </w:p>
-    <w:p>
-      <w:r>
-        <w:rPr>
-          <w:rFonts w:ascii="Roboto Mono" w:eastAsia="Roboto Mono" w:hAnsi="Roboto Mono"/>
-          <w:sz w:val="24"/>
-        </w:rPr>
-        <w:t>INSERT INTO Customers (</w:t>
-      </w:r>
-      <w:proofErr w:type="spellStart"/>
-      <w:r>
-        <w:rPr>
-          <w:rFonts w:ascii="Roboto Mono" w:eastAsia="Roboto Mono" w:hAnsi="Roboto Mono"/>
-          <w:sz w:val="24"/>
-        </w:rPr>
-        <w:t>CustomerID</w:t>
-      </w:r>
-      <w:proofErr w:type="spellEnd"/>
-      <w:r>
-        <w:rPr>
-          <w:rFonts w:ascii="Roboto Mono" w:eastAsia="Roboto Mono" w:hAnsi="Roboto Mono"/>
-          <w:sz w:val="24"/>
-        </w:rPr>
-        <w:t xml:space="preserve">, </w:t>
-      </w:r>
-      <w:proofErr w:type="spellStart"/>
-      <w:r>
-        <w:rPr>
-          <w:rFonts w:ascii="Roboto Mono" w:eastAsia="Roboto Mono" w:hAnsi="Roboto Mono"/>
-          <w:sz w:val="24"/>
-        </w:rPr>
-        <w:t>CustomerName</w:t>
-      </w:r>
-      <w:proofErr w:type="spellEnd"/>
-      <w:r>
-        <w:rPr>
-          <w:rFonts w:ascii="Roboto Mono" w:eastAsia="Roboto Mono" w:hAnsi="Roboto Mono"/>
-          <w:sz w:val="24"/>
-        </w:rPr>
-        <w:t>) VALUES (402, 'Test B');</w:t>
+        </w:rPr>
+        <w:t>INSERT INTO Customers (CustomerID, CustomerName) VALUES (401, 'Test A');</w:t>
+      </w:r>
+    </w:p>
+    <w:p>
+      <w:r>
+        <w:rPr>
+          <w:rFonts w:ascii="Roboto Mono" w:eastAsia="Roboto Mono" w:hAnsi="Roboto Mono"/>
+        </w:rPr>
+        <w:t>INSERT INTO Customers (CustomerID, CustomerName) VALUES (402, 'Test B');</w:t>
       </w:r>
     </w:p>
     <w:p/>
@@ -786,7 +588,6 @@
       <w:r>
         <w:rPr>
           <w:rFonts w:ascii="Roboto Mono" w:eastAsia="Roboto Mono" w:hAnsi="Roboto Mono"/>
-          <w:sz w:val="24"/>
         </w:rPr>
         <w:t>-- Step 3: Make a decision</w:t>
       </w:r>
@@ -795,7 +596,6 @@
       <w:r>
         <w:rPr>
           <w:rFonts w:ascii="Roboto Mono" w:eastAsia="Roboto Mono" w:hAnsi="Roboto Mono"/>
-          <w:sz w:val="24"/>
         </w:rPr>
         <w:t>-- COMMIT;   -- Save both inserts</w:t>
       </w:r>
@@ -804,7 +604,6 @@
       <w:r>
         <w:rPr>
           <w:rFonts w:ascii="Roboto Mono" w:eastAsia="Roboto Mono" w:hAnsi="Roboto Mono"/>
-          <w:sz w:val="24"/>
         </w:rPr>
         <w:t>-- ROLLBACK; -- Undo both inserts</w:t>
       </w:r>
@@ -815,7 +614,6 @@
       <w:r>
         <w:rPr>
           <w:rFonts w:ascii="Roboto Mono" w:eastAsia="Roboto Mono" w:hAnsi="Roboto Mono"/>
-          <w:sz w:val="24"/>
         </w:rPr>
         <w:t xml:space="preserve">⚠️ Until you run </w:t>
       </w:r>
@@ -823,14 +621,12 @@
         <w:rPr>
           <w:rFonts w:ascii="Roboto Mono" w:eastAsia="Roboto Mono" w:hAnsi="Roboto Mono" w:cs="Roboto Mono"/>
           <w:color w:val="188038"/>
-          <w:sz w:val="24"/>
         </w:rPr>
         <w:t>COMMIT</w:t>
       </w:r>
       <w:r>
         <w:rPr>
           <w:rFonts w:ascii="Roboto Mono" w:eastAsia="Roboto Mono" w:hAnsi="Roboto Mono"/>
-          <w:sz w:val="24"/>
         </w:rPr>
         <w:t>, the inserted rows are only visible to your current session.</w:t>
       </w:r>
@@ -854,7 +650,6 @@
         <w:rPr>
           <w:color w:val="000000"/>
         </w:rPr>
-        <w:lastRenderedPageBreak/>
         <w:t xml:space="preserve">🧪 Verifying </w:t>
       </w:r>
       <w:r>
@@ -884,25 +679,7 @@
           <w:sz w:val="18"/>
           <w:highlight w:val="lightGray"/>
         </w:rPr>
-        <w:t xml:space="preserve">: Persons Table -&gt; ID Column: 1, </w:t>
-      </w:r>
-      <w:proofErr w:type="spellStart"/>
-      <w:r>
-        <w:rPr>
-          <w:color w:val="000000"/>
-          <w:sz w:val="18"/>
-          <w:highlight w:val="lightGray"/>
-        </w:rPr>
-        <w:t>Name_En</w:t>
-      </w:r>
-      <w:proofErr w:type="spellEnd"/>
-      <w:r>
-        <w:rPr>
-          <w:color w:val="000000"/>
-          <w:sz w:val="18"/>
-          <w:highlight w:val="lightGray"/>
-        </w:rPr>
-        <w:t xml:space="preserve"> Column: Motasem Essam] -&gt; </w:t>
+        <w:t xml:space="preserve">: Persons Table -&gt; ID Column: 1, Name_En Column: Motasem Essam] -&gt; </w:t>
       </w:r>
       <w:r>
         <w:rPr>
@@ -946,25 +723,8 @@
       <w:r>
         <w:rPr>
           <w:rFonts w:ascii="Roboto Mono" w:eastAsia="Roboto Mono" w:hAnsi="Roboto Mono"/>
-          <w:sz w:val="24"/>
-        </w:rPr>
-        <w:t xml:space="preserve">To check current </w:t>
-      </w:r>
-      <w:proofErr w:type="spellStart"/>
-      <w:r>
-        <w:rPr>
-          <w:rFonts w:ascii="Roboto Mono" w:eastAsia="Roboto Mono" w:hAnsi="Roboto Mono"/>
-          <w:sz w:val="24"/>
-        </w:rPr>
-        <w:t>autocommit</w:t>
-      </w:r>
-      <w:proofErr w:type="spellEnd"/>
-      <w:r>
-        <w:rPr>
-          <w:rFonts w:ascii="Roboto Mono" w:eastAsia="Roboto Mono" w:hAnsi="Roboto Mono"/>
-          <w:sz w:val="24"/>
-        </w:rPr>
-        <w:t xml:space="preserve"> setting:</w:t>
+        </w:rPr>
+        <w:t>To check current autocommit setting:</w:t>
       </w:r>
     </w:p>
     <w:p>
@@ -973,7 +733,7 @@
           <w:noProof/>
         </w:rPr>
         <w:drawing>
-          <wp:inline distT="114300" distB="114300" distL="114300" distR="114300" wp14:anchorId="1AA8CDFC" wp14:editId="58F2FB56">
+          <wp:inline distT="114300" distB="114300" distL="114300" distR="114300" wp14:anchorId="056C20A1" wp14:editId="202C74A4">
             <wp:extent cx="5943600" cy="825500"/>
             <wp:effectExtent l="0" t="0" r="0" b="0"/>
             <wp:docPr id="16" name="image7.png"/>
@@ -1013,7 +773,6 @@
       <w:r>
         <w:rPr>
           <w:rFonts w:ascii="Roboto Mono" w:eastAsia="Roboto Mono" w:hAnsi="Roboto Mono"/>
-          <w:sz w:val="24"/>
         </w:rPr>
         <w:t>SELECT @@AUTOCOMMIT;</w:t>
       </w:r>
@@ -1026,7 +785,6 @@
       <w:r>
         <w:rPr>
           <w:rFonts w:ascii="Roboto Mono" w:eastAsia="Roboto Mono" w:hAnsi="Roboto Mono"/>
-          <w:sz w:val="24"/>
         </w:rPr>
         <w:t>Returns:</w:t>
       </w:r>
@@ -1037,45 +795,26 @@
           <w:ilvl w:val="0"/>
           <w:numId w:val="2"/>
         </w:numPr>
-        <w:spacing w:before="240"/>
+        <w:spacing w:before="240" w:after="0" w:line="276" w:lineRule="auto"/>
       </w:pPr>
       <w:r>
         <w:rPr>
           <w:rFonts w:ascii="Roboto Mono" w:eastAsia="Roboto Mono" w:hAnsi="Roboto Mono" w:cs="Roboto Mono"/>
           <w:color w:val="188038"/>
-          <w:sz w:val="24"/>
         </w:rPr>
         <w:t>1</w:t>
       </w:r>
       <w:r>
         <w:rPr>
           <w:rFonts w:ascii="Roboto Mono" w:eastAsia="Roboto Mono" w:hAnsi="Roboto Mono" w:cs="Arial Unicode MS"/>
-          <w:sz w:val="24"/>
-        </w:rPr>
-        <w:t xml:space="preserve"> → </w:t>
-      </w:r>
-      <w:proofErr w:type="spellStart"/>
-      <w:r>
-        <w:rPr>
-          <w:rFonts w:ascii="Roboto Mono" w:eastAsia="Roboto Mono" w:hAnsi="Roboto Mono" w:cs="Arial Unicode MS"/>
-          <w:sz w:val="24"/>
-        </w:rPr>
-        <w:t>autocommit</w:t>
-      </w:r>
-      <w:proofErr w:type="spellEnd"/>
-      <w:r>
-        <w:rPr>
-          <w:rFonts w:ascii="Roboto Mono" w:eastAsia="Roboto Mono" w:hAnsi="Roboto Mono" w:cs="Arial Unicode MS"/>
-          <w:sz w:val="24"/>
-        </w:rPr>
-        <w:t xml:space="preserve"> is </w:t>
+        </w:rPr>
+        <w:t xml:space="preserve"> → autocommit is </w:t>
       </w:r>
       <w:r>
         <w:rPr>
           <w:rFonts w:ascii="Roboto Mono" w:eastAsia="Roboto Mono" w:hAnsi="Roboto Mono"/>
           <w:b/>
           <w:bCs/>
-          <w:sz w:val="24"/>
         </w:rPr>
         <w:t>on</w:t>
       </w:r>
@@ -1084,7 +823,6 @@
           <w:rFonts w:ascii="Roboto Mono" w:eastAsia="Roboto Mono" w:hAnsi="Roboto Mono"/>
           <w:b/>
           <w:bCs/>
-          <w:sz w:val="24"/>
         </w:rPr>
         <w:br/>
       </w:r>
@@ -1095,45 +833,26 @@
           <w:ilvl w:val="0"/>
           <w:numId w:val="2"/>
         </w:numPr>
-        <w:spacing w:after="240"/>
+        <w:spacing w:after="240" w:line="276" w:lineRule="auto"/>
       </w:pPr>
       <w:r>
         <w:rPr>
           <w:rFonts w:ascii="Roboto Mono" w:eastAsia="Roboto Mono" w:hAnsi="Roboto Mono" w:cs="Roboto Mono"/>
           <w:color w:val="188038"/>
-          <w:sz w:val="24"/>
         </w:rPr>
         <w:t>0</w:t>
       </w:r>
       <w:r>
         <w:rPr>
           <w:rFonts w:ascii="Roboto Mono" w:eastAsia="Roboto Mono" w:hAnsi="Roboto Mono" w:cs="Arial Unicode MS"/>
-          <w:sz w:val="24"/>
-        </w:rPr>
-        <w:t xml:space="preserve"> → </w:t>
-      </w:r>
-      <w:proofErr w:type="spellStart"/>
-      <w:r>
-        <w:rPr>
-          <w:rFonts w:ascii="Roboto Mono" w:eastAsia="Roboto Mono" w:hAnsi="Roboto Mono" w:cs="Arial Unicode MS"/>
-          <w:sz w:val="24"/>
-        </w:rPr>
-        <w:t>autocommit</w:t>
-      </w:r>
-      <w:proofErr w:type="spellEnd"/>
-      <w:r>
-        <w:rPr>
-          <w:rFonts w:ascii="Roboto Mono" w:eastAsia="Roboto Mono" w:hAnsi="Roboto Mono" w:cs="Arial Unicode MS"/>
-          <w:sz w:val="24"/>
-        </w:rPr>
-        <w:t xml:space="preserve"> is </w:t>
+        </w:rPr>
+        <w:t xml:space="preserve"> → autocommit is </w:t>
       </w:r>
       <w:r>
         <w:rPr>
           <w:rFonts w:ascii="Roboto Mono" w:eastAsia="Roboto Mono" w:hAnsi="Roboto Mono"/>
           <w:b/>
           <w:bCs/>
-          <w:sz w:val="24"/>
         </w:rPr>
         <w:t>off</w:t>
       </w:r>
@@ -1142,7 +861,6 @@
           <w:rFonts w:ascii="Roboto Mono" w:eastAsia="Roboto Mono" w:hAnsi="Roboto Mono"/>
           <w:b/>
           <w:bCs/>
-          <w:sz w:val="24"/>
         </w:rPr>
         <w:br/>
       </w:r>
@@ -1182,25 +900,7 @@
           <w:sz w:val="18"/>
           <w:highlight w:val="lightGray"/>
         </w:rPr>
-        <w:t xml:space="preserve">: Persons Table -&gt; ID Column: 1, </w:t>
-      </w:r>
-      <w:proofErr w:type="spellStart"/>
-      <w:r>
-        <w:rPr>
-          <w:color w:val="000000"/>
-          <w:sz w:val="18"/>
-          <w:highlight w:val="lightGray"/>
-        </w:rPr>
-        <w:t>Name_En</w:t>
-      </w:r>
-      <w:proofErr w:type="spellEnd"/>
-      <w:r>
-        <w:rPr>
-          <w:color w:val="000000"/>
-          <w:sz w:val="18"/>
-          <w:highlight w:val="lightGray"/>
-        </w:rPr>
-        <w:t xml:space="preserve"> Column: Motasem Essam] -&gt; </w:t>
+        <w:t xml:space="preserve">: Persons Table -&gt; ID Column: 1, Name_En Column: Motasem Essam] -&gt; </w:t>
       </w:r>
       <w:r>
         <w:rPr>
@@ -1243,7 +943,7 @@
           <w:noProof/>
         </w:rPr>
         <w:drawing>
-          <wp:inline distT="114300" distB="114300" distL="114300" distR="114300" wp14:anchorId="7CA0F452" wp14:editId="45C9E513">
+          <wp:inline distT="114300" distB="114300" distL="114300" distR="114300" wp14:anchorId="64837B3D" wp14:editId="231BADD3">
             <wp:extent cx="5943600" cy="1447800"/>
             <wp:effectExtent l="0" t="0" r="0" b="0"/>
             <wp:docPr id="12" name="image12.png"/>
@@ -1281,9 +981,7 @@
     </w:p>
     <w:tbl>
       <w:tblPr>
-        <w:tblStyle w:val="a"/>
         <w:tblW w:w="9280" w:type="dxa"/>
-        <w:tblInd w:w="0" w:type="dxa"/>
         <w:tblBorders>
           <w:top w:val="nil"/>
           <w:left w:val="nil"/>
@@ -1328,7 +1026,6 @@
                 <w:rFonts w:ascii="Roboto Mono" w:eastAsia="Roboto Mono" w:hAnsi="Roboto Mono"/>
                 <w:b/>
                 <w:bCs/>
-                <w:sz w:val="24"/>
               </w:rPr>
               <w:t>Rule</w:t>
             </w:r>
@@ -1359,7 +1056,6 @@
                 <w:rFonts w:ascii="Roboto Mono" w:eastAsia="Roboto Mono" w:hAnsi="Roboto Mono"/>
                 <w:b/>
                 <w:bCs/>
-                <w:sz w:val="24"/>
               </w:rPr>
               <w:t>Description</w:t>
             </w:r>
@@ -1390,25 +1086,8 @@
             <w:r>
               <w:rPr>
                 <w:rFonts w:ascii="Roboto Mono" w:eastAsia="Roboto Mono" w:hAnsi="Roboto Mono"/>
-                <w:sz w:val="24"/>
               </w:rPr>
-              <w:t xml:space="preserve">🔒 </w:t>
-            </w:r>
-            <w:proofErr w:type="spellStart"/>
-            <w:r>
-              <w:rPr>
-                <w:rFonts w:ascii="Roboto Mono" w:eastAsia="Roboto Mono" w:hAnsi="Roboto Mono"/>
-                <w:sz w:val="24"/>
-              </w:rPr>
-              <w:t>InnoDB</w:t>
-            </w:r>
-            <w:proofErr w:type="spellEnd"/>
-            <w:r>
-              <w:rPr>
-                <w:rFonts w:ascii="Roboto Mono" w:eastAsia="Roboto Mono" w:hAnsi="Roboto Mono"/>
-                <w:sz w:val="24"/>
-              </w:rPr>
-              <w:t xml:space="preserve"> required</w:t>
+              <w:t>🔒 InnoDB required</w:t>
             </w:r>
           </w:p>
         </w:tc>
@@ -1432,24 +1111,19 @@
             <w:r>
               <w:rPr>
                 <w:rFonts w:ascii="Roboto Mono" w:eastAsia="Roboto Mono" w:hAnsi="Roboto Mono"/>
-                <w:sz w:val="24"/>
               </w:rPr>
               <w:t xml:space="preserve">Transactions only work with </w:t>
             </w:r>
-            <w:proofErr w:type="spellStart"/>
             <w:r>
               <w:rPr>
                 <w:rFonts w:ascii="Roboto Mono" w:eastAsia="Roboto Mono" w:hAnsi="Roboto Mono" w:cs="Roboto Mono"/>
                 <w:color w:val="188038"/>
-                <w:sz w:val="24"/>
               </w:rPr>
               <w:t>InnoDB</w:t>
             </w:r>
-            <w:proofErr w:type="spellEnd"/>
             <w:r>
               <w:rPr>
                 <w:rFonts w:ascii="Roboto Mono" w:eastAsia="Roboto Mono" w:hAnsi="Roboto Mono"/>
-                <w:sz w:val="24"/>
               </w:rPr>
               <w:t xml:space="preserve"> engine</w:t>
             </w:r>
@@ -1480,7 +1154,6 @@
             <w:r>
               <w:rPr>
                 <w:rFonts w:ascii="Roboto Mono" w:eastAsia="Roboto Mono" w:hAnsi="Roboto Mono" w:cs="Arial Unicode MS"/>
-                <w:sz w:val="24"/>
               </w:rPr>
               <w:t>❌ Not global</w:t>
             </w:r>
@@ -1507,14 +1180,12 @@
               <w:rPr>
                 <w:rFonts w:ascii="Roboto Mono" w:eastAsia="Roboto Mono" w:hAnsi="Roboto Mono" w:cs="Roboto Mono"/>
                 <w:color w:val="188038"/>
-                <w:sz w:val="24"/>
               </w:rPr>
               <w:t>SET AUTOCOMMIT = 0</w:t>
             </w:r>
             <w:r>
               <w:rPr>
                 <w:rFonts w:ascii="Roboto Mono" w:eastAsia="Roboto Mono" w:hAnsi="Roboto Mono"/>
-                <w:sz w:val="24"/>
               </w:rPr>
               <w:t xml:space="preserve"> affects only your current session</w:t>
             </w:r>
@@ -1545,9 +1216,7 @@
             <w:r>
               <w:rPr>
                 <w:rFonts w:ascii="Roboto Mono" w:eastAsia="Roboto Mono" w:hAnsi="Roboto Mono"/>
-                <w:sz w:val="24"/>
               </w:rPr>
-              <w:lastRenderedPageBreak/>
               <w:t>⚠️ Must COMMIT or ROLLBACK</w:t>
             </w:r>
           </w:p>
@@ -1572,7 +1241,6 @@
             <w:r>
               <w:rPr>
                 <w:rFonts w:ascii="Roboto Mono" w:eastAsia="Roboto Mono" w:hAnsi="Roboto Mono"/>
-                <w:sz w:val="24"/>
               </w:rPr>
               <w:t>Otherwise, your changes will be held in a pending state</w:t>
             </w:r>
@@ -1613,25 +1281,7 @@
           <w:sz w:val="18"/>
           <w:highlight w:val="lightGray"/>
         </w:rPr>
-        <w:t xml:space="preserve">: Persons Table -&gt; ID Column: 1, </w:t>
-      </w:r>
-      <w:proofErr w:type="spellStart"/>
-      <w:r>
-        <w:rPr>
-          <w:color w:val="000000"/>
-          <w:sz w:val="18"/>
-          <w:highlight w:val="lightGray"/>
-        </w:rPr>
-        <w:t>Name_En</w:t>
-      </w:r>
-      <w:proofErr w:type="spellEnd"/>
-      <w:r>
-        <w:rPr>
-          <w:color w:val="000000"/>
-          <w:sz w:val="18"/>
-          <w:highlight w:val="lightGray"/>
-        </w:rPr>
-        <w:t xml:space="preserve"> Column: Motasem Essam] -&gt; </w:t>
+        <w:t xml:space="preserve">: Persons Table -&gt; ID Column: 1, Name_En Column: Motasem Essam] -&gt; </w:t>
       </w:r>
       <w:r>
         <w:rPr>
@@ -1675,7 +1325,6 @@
       <w:r>
         <w:rPr>
           <w:rFonts w:ascii="Roboto Mono" w:eastAsia="Roboto Mono" w:hAnsi="Roboto Mono"/>
-          <w:sz w:val="24"/>
         </w:rPr>
         <w:t>If you want to return to default behavior:</w:t>
       </w:r>
@@ -1686,7 +1335,7 @@
           <w:noProof/>
         </w:rPr>
         <w:drawing>
-          <wp:inline distT="114300" distB="114300" distL="114300" distR="114300" wp14:anchorId="6D65EA55" wp14:editId="79DBB650">
+          <wp:inline distT="114300" distB="114300" distL="114300" distR="114300" wp14:anchorId="77E8493F" wp14:editId="254EEEAC">
             <wp:extent cx="5943600" cy="825500"/>
             <wp:effectExtent l="0" t="0" r="0" b="0"/>
             <wp:docPr id="2" name="image3.png"/>
@@ -1726,7 +1375,6 @@
       <w:r>
         <w:rPr>
           <w:rFonts w:ascii="Roboto Mono" w:eastAsia="Roboto Mono" w:hAnsi="Roboto Mono"/>
-          <w:sz w:val="24"/>
         </w:rPr>
         <w:t>SET AUTOCOMMIT = 1;</w:t>
       </w:r>
@@ -1763,25 +1411,7 @@
           <w:sz w:val="18"/>
           <w:highlight w:val="lightGray"/>
         </w:rPr>
-        <w:t xml:space="preserve">: Persons Table -&gt; ID Column: 1, </w:t>
-      </w:r>
-      <w:proofErr w:type="spellStart"/>
-      <w:r>
-        <w:rPr>
-          <w:color w:val="000000"/>
-          <w:sz w:val="18"/>
-          <w:highlight w:val="lightGray"/>
-        </w:rPr>
-        <w:t>Name_En</w:t>
-      </w:r>
-      <w:proofErr w:type="spellEnd"/>
-      <w:r>
-        <w:rPr>
-          <w:color w:val="000000"/>
-          <w:sz w:val="18"/>
-          <w:highlight w:val="lightGray"/>
-        </w:rPr>
-        <w:t xml:space="preserve"> Column: Motasem Essam] -&gt; </w:t>
+        <w:t xml:space="preserve">: Persons Table -&gt; ID Column: 1, Name_En Column: Motasem Essam] -&gt; </w:t>
       </w:r>
       <w:r>
         <w:rPr>
@@ -1822,7 +1452,7 @@
           <w:noProof/>
         </w:rPr>
         <w:drawing>
-          <wp:inline distT="114300" distB="114300" distL="114300" distR="114300" wp14:anchorId="7CEE0994" wp14:editId="2D5C9C87">
+          <wp:inline distT="114300" distB="114300" distL="114300" distR="114300" wp14:anchorId="60270ED4" wp14:editId="5570CCC1">
             <wp:extent cx="4938741" cy="3551073"/>
             <wp:effectExtent l="0" t="0" r="0" b="0"/>
             <wp:docPr id="4" name="image10.png"/>
@@ -1863,9 +1493,8 @@
         <w:rPr>
           <w:noProof/>
         </w:rPr>
-        <w:lastRenderedPageBreak/>
         <w:drawing>
-          <wp:inline distT="114300" distB="114300" distL="114300" distR="114300" wp14:anchorId="39BE6B04" wp14:editId="4EC50AB6">
+          <wp:inline distT="114300" distB="114300" distL="114300" distR="114300" wp14:anchorId="636BFDF9" wp14:editId="40FB2EF2">
             <wp:extent cx="4980709" cy="2795155"/>
             <wp:effectExtent l="0" t="0" r="0" b="5715"/>
             <wp:docPr id="5" name="image6.png"/>
@@ -1905,7 +1534,6 @@
       <w:r>
         <w:rPr>
           <w:rFonts w:ascii="Roboto Mono" w:eastAsia="Roboto Mono" w:hAnsi="Roboto Mono"/>
-          <w:sz w:val="24"/>
         </w:rPr>
         <w:t>-- Step 1: Create the Customers table</w:t>
       </w:r>
@@ -1914,7 +1542,6 @@
       <w:r>
         <w:rPr>
           <w:rFonts w:ascii="Roboto Mono" w:eastAsia="Roboto Mono" w:hAnsi="Roboto Mono"/>
-          <w:sz w:val="24"/>
         </w:rPr>
         <w:t>DROP TABLE IF EXISTS Customers;</w:t>
       </w:r>
@@ -1924,7 +1551,6 @@
       <w:r>
         <w:rPr>
           <w:rFonts w:ascii="Roboto Mono" w:eastAsia="Roboto Mono" w:hAnsi="Roboto Mono"/>
-          <w:sz w:val="24"/>
         </w:rPr>
         <w:t>CREATE TABLE Customers (</w:t>
       </w:r>
@@ -1933,75 +1559,24 @@
       <w:r>
         <w:rPr>
           <w:rFonts w:ascii="Roboto Mono" w:eastAsia="Roboto Mono" w:hAnsi="Roboto Mono"/>
-          <w:sz w:val="24"/>
-        </w:rPr>
-        <w:t xml:space="preserve">    </w:t>
-      </w:r>
-      <w:proofErr w:type="spellStart"/>
-      <w:r>
-        <w:rPr>
-          <w:rFonts w:ascii="Roboto Mono" w:eastAsia="Roboto Mono" w:hAnsi="Roboto Mono"/>
-          <w:sz w:val="24"/>
-        </w:rPr>
-        <w:t>CustomerID</w:t>
-      </w:r>
-      <w:proofErr w:type="spellEnd"/>
-      <w:r>
-        <w:rPr>
-          <w:rFonts w:ascii="Roboto Mono" w:eastAsia="Roboto Mono" w:hAnsi="Roboto Mono"/>
-          <w:sz w:val="24"/>
-        </w:rPr>
-        <w:t xml:space="preserve"> INT PRIMARY KEY,</w:t>
-      </w:r>
-    </w:p>
-    <w:p>
-      <w:r>
-        <w:rPr>
-          <w:rFonts w:ascii="Roboto Mono" w:eastAsia="Roboto Mono" w:hAnsi="Roboto Mono"/>
-          <w:sz w:val="24"/>
-        </w:rPr>
-        <w:t xml:space="preserve">    </w:t>
-      </w:r>
-      <w:proofErr w:type="spellStart"/>
-      <w:r>
-        <w:rPr>
-          <w:rFonts w:ascii="Roboto Mono" w:eastAsia="Roboto Mono" w:hAnsi="Roboto Mono"/>
-          <w:sz w:val="24"/>
-        </w:rPr>
-        <w:t>CustomerName</w:t>
-      </w:r>
-      <w:proofErr w:type="spellEnd"/>
-      <w:r>
-        <w:rPr>
-          <w:rFonts w:ascii="Roboto Mono" w:eastAsia="Roboto Mono" w:hAnsi="Roboto Mono"/>
-          <w:sz w:val="24"/>
-        </w:rPr>
-        <w:t xml:space="preserve"> VARCHAR(100)</w:t>
-      </w:r>
-    </w:p>
-    <w:p>
-      <w:r>
-        <w:rPr>
-          <w:rFonts w:ascii="Roboto Mono" w:eastAsia="Roboto Mono" w:hAnsi="Roboto Mono"/>
-          <w:sz w:val="24"/>
-        </w:rPr>
-        <w:t>) ENGINE=</w:t>
-      </w:r>
-      <w:proofErr w:type="spellStart"/>
-      <w:r>
-        <w:rPr>
-          <w:rFonts w:ascii="Roboto Mono" w:eastAsia="Roboto Mono" w:hAnsi="Roboto Mono"/>
-          <w:sz w:val="24"/>
-        </w:rPr>
-        <w:t>InnoDB</w:t>
-      </w:r>
-      <w:proofErr w:type="spellEnd"/>
-      <w:r>
-        <w:rPr>
-          <w:rFonts w:ascii="Roboto Mono" w:eastAsia="Roboto Mono" w:hAnsi="Roboto Mono"/>
-          <w:sz w:val="24"/>
-        </w:rPr>
-        <w:t>;</w:t>
+        </w:rPr>
+        <w:t xml:space="preserve">    CustomerID INT PRIMARY KEY,</w:t>
+      </w:r>
+    </w:p>
+    <w:p>
+      <w:r>
+        <w:rPr>
+          <w:rFonts w:ascii="Roboto Mono" w:eastAsia="Roboto Mono" w:hAnsi="Roboto Mono"/>
+        </w:rPr>
+        <w:t xml:space="preserve">    CustomerName VARCHAR(100)</w:t>
+      </w:r>
+    </w:p>
+    <w:p>
+      <w:r>
+        <w:rPr>
+          <w:rFonts w:ascii="Roboto Mono" w:eastAsia="Roboto Mono" w:hAnsi="Roboto Mono"/>
+        </w:rPr>
+        <w:t>) ENGINE=InnoDB;</w:t>
       </w:r>
     </w:p>
     <w:p/>
@@ -2009,32 +1584,14 @@
       <w:r>
         <w:rPr>
           <w:rFonts w:ascii="Roboto Mono" w:eastAsia="Roboto Mono" w:hAnsi="Roboto Mono"/>
-          <w:sz w:val="24"/>
-        </w:rPr>
-        <w:t xml:space="preserve">-- Step 2: Turn off </w:t>
-      </w:r>
-      <w:proofErr w:type="spellStart"/>
-      <w:r>
-        <w:rPr>
-          <w:rFonts w:ascii="Roboto Mono" w:eastAsia="Roboto Mono" w:hAnsi="Roboto Mono"/>
-          <w:sz w:val="24"/>
-        </w:rPr>
-        <w:t>autocommit</w:t>
-      </w:r>
-      <w:proofErr w:type="spellEnd"/>
-      <w:r>
-        <w:rPr>
-          <w:rFonts w:ascii="Roboto Mono" w:eastAsia="Roboto Mono" w:hAnsi="Roboto Mono"/>
-          <w:sz w:val="24"/>
-        </w:rPr>
-        <w:t xml:space="preserve"> to control transactions manually</w:t>
-      </w:r>
-    </w:p>
-    <w:p>
-      <w:r>
-        <w:rPr>
-          <w:rFonts w:ascii="Roboto Mono" w:eastAsia="Roboto Mono" w:hAnsi="Roboto Mono"/>
-          <w:sz w:val="24"/>
+        </w:rPr>
+        <w:t>-- Step 2: Turn off autocommit to control transactions manually</w:t>
+      </w:r>
+    </w:p>
+    <w:p>
+      <w:r>
+        <w:rPr>
+          <w:rFonts w:ascii="Roboto Mono" w:eastAsia="Roboto Mono" w:hAnsi="Roboto Mono"/>
         </w:rPr>
         <w:t>SET AUTOCOMMIT = 0;</w:t>
       </w:r>
@@ -2044,7 +1601,6 @@
       <w:r>
         <w:rPr>
           <w:rFonts w:ascii="Roboto Mono" w:eastAsia="Roboto Mono" w:hAnsi="Roboto Mono"/>
-          <w:sz w:val="24"/>
         </w:rPr>
         <w:t>-- Step 3: Insert first customer (Alice)</w:t>
       </w:r>
@@ -2053,48 +1609,14 @@
       <w:r>
         <w:rPr>
           <w:rFonts w:ascii="Roboto Mono" w:eastAsia="Roboto Mono" w:hAnsi="Roboto Mono"/>
-          <w:sz w:val="24"/>
-        </w:rPr>
-        <w:t>INSERT INTO Customers (</w:t>
-      </w:r>
-      <w:proofErr w:type="spellStart"/>
-      <w:r>
-        <w:rPr>
-          <w:rFonts w:ascii="Roboto Mono" w:eastAsia="Roboto Mono" w:hAnsi="Roboto Mono"/>
-          <w:sz w:val="24"/>
-        </w:rPr>
-        <w:t>CustomerID</w:t>
-      </w:r>
-      <w:proofErr w:type="spellEnd"/>
-      <w:r>
-        <w:rPr>
-          <w:rFonts w:ascii="Roboto Mono" w:eastAsia="Roboto Mono" w:hAnsi="Roboto Mono"/>
-          <w:sz w:val="24"/>
-        </w:rPr>
-        <w:t xml:space="preserve">, </w:t>
-      </w:r>
-      <w:proofErr w:type="spellStart"/>
-      <w:r>
-        <w:rPr>
-          <w:rFonts w:ascii="Roboto Mono" w:eastAsia="Roboto Mono" w:hAnsi="Roboto Mono"/>
-          <w:sz w:val="24"/>
-        </w:rPr>
-        <w:t>CustomerName</w:t>
-      </w:r>
-      <w:proofErr w:type="spellEnd"/>
-      <w:r>
-        <w:rPr>
-          <w:rFonts w:ascii="Roboto Mono" w:eastAsia="Roboto Mono" w:hAnsi="Roboto Mono"/>
-          <w:sz w:val="24"/>
-        </w:rPr>
-        <w:t xml:space="preserve">) </w:t>
-      </w:r>
-    </w:p>
-    <w:p>
-      <w:r>
-        <w:rPr>
-          <w:rFonts w:ascii="Roboto Mono" w:eastAsia="Roboto Mono" w:hAnsi="Roboto Mono"/>
-          <w:sz w:val="24"/>
+        </w:rPr>
+        <w:t xml:space="preserve">INSERT INTO Customers (CustomerID, CustomerName) </w:t>
+      </w:r>
+    </w:p>
+    <w:p>
+      <w:r>
+        <w:rPr>
+          <w:rFonts w:ascii="Roboto Mono" w:eastAsia="Roboto Mono" w:hAnsi="Roboto Mono"/>
         </w:rPr>
         <w:t>VALUES (101, 'Alice');</w:t>
       </w:r>
@@ -2104,32 +1626,14 @@
       <w:r>
         <w:rPr>
           <w:rFonts w:ascii="Roboto Mono" w:eastAsia="Roboto Mono" w:hAnsi="Roboto Mono"/>
-          <w:sz w:val="24"/>
-        </w:rPr>
-        <w:t xml:space="preserve">-- Step 4: Create </w:t>
-      </w:r>
-      <w:proofErr w:type="spellStart"/>
-      <w:r>
-        <w:rPr>
-          <w:rFonts w:ascii="Roboto Mono" w:eastAsia="Roboto Mono" w:hAnsi="Roboto Mono"/>
-          <w:sz w:val="24"/>
-        </w:rPr>
-        <w:t>savepoint</w:t>
-      </w:r>
-      <w:proofErr w:type="spellEnd"/>
-      <w:r>
-        <w:rPr>
-          <w:rFonts w:ascii="Roboto Mono" w:eastAsia="Roboto Mono" w:hAnsi="Roboto Mono"/>
-          <w:sz w:val="24"/>
-        </w:rPr>
-        <w:t xml:space="preserve"> after inserting Alice</w:t>
-      </w:r>
-    </w:p>
-    <w:p>
-      <w:r>
-        <w:rPr>
-          <w:rFonts w:ascii="Roboto Mono" w:eastAsia="Roboto Mono" w:hAnsi="Roboto Mono"/>
-          <w:sz w:val="24"/>
+        </w:rPr>
+        <w:t>-- Step 4: Create savepoint after inserting Alice</w:t>
+      </w:r>
+    </w:p>
+    <w:p>
+      <w:r>
+        <w:rPr>
+          <w:rFonts w:ascii="Roboto Mono" w:eastAsia="Roboto Mono" w:hAnsi="Roboto Mono"/>
         </w:rPr>
         <w:t>SAVEPOINT sp1;</w:t>
       </w:r>
@@ -2139,7 +1643,6 @@
       <w:r>
         <w:rPr>
           <w:rFonts w:ascii="Roboto Mono" w:eastAsia="Roboto Mono" w:hAnsi="Roboto Mono"/>
-          <w:sz w:val="24"/>
         </w:rPr>
         <w:t>-- Step 5: Insert second customer (Bob)</w:t>
       </w:r>
@@ -2148,48 +1651,14 @@
       <w:r>
         <w:rPr>
           <w:rFonts w:ascii="Roboto Mono" w:eastAsia="Roboto Mono" w:hAnsi="Roboto Mono"/>
-          <w:sz w:val="24"/>
-        </w:rPr>
-        <w:t>INSERT INTO Customers (</w:t>
-      </w:r>
-      <w:proofErr w:type="spellStart"/>
-      <w:r>
-        <w:rPr>
-          <w:rFonts w:ascii="Roboto Mono" w:eastAsia="Roboto Mono" w:hAnsi="Roboto Mono"/>
-          <w:sz w:val="24"/>
-        </w:rPr>
-        <w:t>CustomerID</w:t>
-      </w:r>
-      <w:proofErr w:type="spellEnd"/>
-      <w:r>
-        <w:rPr>
-          <w:rFonts w:ascii="Roboto Mono" w:eastAsia="Roboto Mono" w:hAnsi="Roboto Mono"/>
-          <w:sz w:val="24"/>
-        </w:rPr>
-        <w:t xml:space="preserve">, </w:t>
-      </w:r>
-      <w:proofErr w:type="spellStart"/>
-      <w:r>
-        <w:rPr>
-          <w:rFonts w:ascii="Roboto Mono" w:eastAsia="Roboto Mono" w:hAnsi="Roboto Mono"/>
-          <w:sz w:val="24"/>
-        </w:rPr>
-        <w:t>CustomerName</w:t>
-      </w:r>
-      <w:proofErr w:type="spellEnd"/>
-      <w:r>
-        <w:rPr>
-          <w:rFonts w:ascii="Roboto Mono" w:eastAsia="Roboto Mono" w:hAnsi="Roboto Mono"/>
-          <w:sz w:val="24"/>
-        </w:rPr>
-        <w:t xml:space="preserve">) </w:t>
-      </w:r>
-    </w:p>
-    <w:p>
-      <w:r>
-        <w:rPr>
-          <w:rFonts w:ascii="Roboto Mono" w:eastAsia="Roboto Mono" w:hAnsi="Roboto Mono"/>
-          <w:sz w:val="24"/>
+        </w:rPr>
+        <w:t xml:space="preserve">INSERT INTO Customers (CustomerID, CustomerName) </w:t>
+      </w:r>
+    </w:p>
+    <w:p>
+      <w:r>
+        <w:rPr>
+          <w:rFonts w:ascii="Roboto Mono" w:eastAsia="Roboto Mono" w:hAnsi="Roboto Mono"/>
         </w:rPr>
         <w:t>VALUES (102, 'Bob');</w:t>
       </w:r>
@@ -2199,32 +1668,14 @@
       <w:r>
         <w:rPr>
           <w:rFonts w:ascii="Roboto Mono" w:eastAsia="Roboto Mono" w:hAnsi="Roboto Mono"/>
-          <w:sz w:val="24"/>
-        </w:rPr>
-        <w:t xml:space="preserve">-- Step 6: Create </w:t>
-      </w:r>
-      <w:proofErr w:type="spellStart"/>
-      <w:r>
-        <w:rPr>
-          <w:rFonts w:ascii="Roboto Mono" w:eastAsia="Roboto Mono" w:hAnsi="Roboto Mono"/>
-          <w:sz w:val="24"/>
-        </w:rPr>
-        <w:t>savepoint</w:t>
-      </w:r>
-      <w:proofErr w:type="spellEnd"/>
-      <w:r>
-        <w:rPr>
-          <w:rFonts w:ascii="Roboto Mono" w:eastAsia="Roboto Mono" w:hAnsi="Roboto Mono"/>
-          <w:sz w:val="24"/>
-        </w:rPr>
-        <w:t xml:space="preserve"> after inserting Bob</w:t>
-      </w:r>
-    </w:p>
-    <w:p>
-      <w:r>
-        <w:rPr>
-          <w:rFonts w:ascii="Roboto Mono" w:eastAsia="Roboto Mono" w:hAnsi="Roboto Mono"/>
-          <w:sz w:val="24"/>
+        </w:rPr>
+        <w:t>-- Step 6: Create savepoint after inserting Bob</w:t>
+      </w:r>
+    </w:p>
+    <w:p>
+      <w:r>
+        <w:rPr>
+          <w:rFonts w:ascii="Roboto Mono" w:eastAsia="Roboto Mono" w:hAnsi="Roboto Mono"/>
         </w:rPr>
         <w:t>SAVEPOINT sp2;</w:t>
       </w:r>
@@ -2234,7 +1685,6 @@
       <w:r>
         <w:rPr>
           <w:rFonts w:ascii="Roboto Mono" w:eastAsia="Roboto Mono" w:hAnsi="Roboto Mono"/>
-          <w:sz w:val="24"/>
         </w:rPr>
         <w:t>-- Step 7: Insert third customer (Charlie)</w:t>
       </w:r>
@@ -2243,48 +1693,14 @@
       <w:r>
         <w:rPr>
           <w:rFonts w:ascii="Roboto Mono" w:eastAsia="Roboto Mono" w:hAnsi="Roboto Mono"/>
-          <w:sz w:val="24"/>
-        </w:rPr>
-        <w:t>INSERT INTO Customers (</w:t>
-      </w:r>
-      <w:proofErr w:type="spellStart"/>
-      <w:r>
-        <w:rPr>
-          <w:rFonts w:ascii="Roboto Mono" w:eastAsia="Roboto Mono" w:hAnsi="Roboto Mono"/>
-          <w:sz w:val="24"/>
-        </w:rPr>
-        <w:t>CustomerID</w:t>
-      </w:r>
-      <w:proofErr w:type="spellEnd"/>
-      <w:r>
-        <w:rPr>
-          <w:rFonts w:ascii="Roboto Mono" w:eastAsia="Roboto Mono" w:hAnsi="Roboto Mono"/>
-          <w:sz w:val="24"/>
-        </w:rPr>
-        <w:t xml:space="preserve">, </w:t>
-      </w:r>
-      <w:proofErr w:type="spellStart"/>
-      <w:r>
-        <w:rPr>
-          <w:rFonts w:ascii="Roboto Mono" w:eastAsia="Roboto Mono" w:hAnsi="Roboto Mono"/>
-          <w:sz w:val="24"/>
-        </w:rPr>
-        <w:t>CustomerName</w:t>
-      </w:r>
-      <w:proofErr w:type="spellEnd"/>
-      <w:r>
-        <w:rPr>
-          <w:rFonts w:ascii="Roboto Mono" w:eastAsia="Roboto Mono" w:hAnsi="Roboto Mono"/>
-          <w:sz w:val="24"/>
-        </w:rPr>
-        <w:t xml:space="preserve">) </w:t>
-      </w:r>
-    </w:p>
-    <w:p>
-      <w:r>
-        <w:rPr>
-          <w:rFonts w:ascii="Roboto Mono" w:eastAsia="Roboto Mono" w:hAnsi="Roboto Mono"/>
-          <w:sz w:val="24"/>
+        </w:rPr>
+        <w:t xml:space="preserve">INSERT INTO Customers (CustomerID, CustomerName) </w:t>
+      </w:r>
+    </w:p>
+    <w:p>
+      <w:r>
+        <w:rPr>
+          <w:rFonts w:ascii="Roboto Mono" w:eastAsia="Roboto Mono" w:hAnsi="Roboto Mono"/>
         </w:rPr>
         <w:t>VALUES (103, 'Charlie');</w:t>
       </w:r>
@@ -2294,32 +1710,14 @@
       <w:r>
         <w:rPr>
           <w:rFonts w:ascii="Roboto Mono" w:eastAsia="Roboto Mono" w:hAnsi="Roboto Mono"/>
-          <w:sz w:val="24"/>
-        </w:rPr>
-        <w:t xml:space="preserve">-- Step 8: Create </w:t>
-      </w:r>
-      <w:proofErr w:type="spellStart"/>
-      <w:r>
-        <w:rPr>
-          <w:rFonts w:ascii="Roboto Mono" w:eastAsia="Roboto Mono" w:hAnsi="Roboto Mono"/>
-          <w:sz w:val="24"/>
-        </w:rPr>
-        <w:t>savepoint</w:t>
-      </w:r>
-      <w:proofErr w:type="spellEnd"/>
-      <w:r>
-        <w:rPr>
-          <w:rFonts w:ascii="Roboto Mono" w:eastAsia="Roboto Mono" w:hAnsi="Roboto Mono"/>
-          <w:sz w:val="24"/>
-        </w:rPr>
-        <w:t xml:space="preserve"> after inserting Charlie</w:t>
-      </w:r>
-    </w:p>
-    <w:p>
-      <w:r>
-        <w:rPr>
-          <w:rFonts w:ascii="Roboto Mono" w:eastAsia="Roboto Mono" w:hAnsi="Roboto Mono"/>
-          <w:sz w:val="24"/>
+        </w:rPr>
+        <w:t>-- Step 8: Create savepoint after inserting Charlie</w:t>
+      </w:r>
+    </w:p>
+    <w:p>
+      <w:r>
+        <w:rPr>
+          <w:rFonts w:ascii="Roboto Mono" w:eastAsia="Roboto Mono" w:hAnsi="Roboto Mono"/>
         </w:rPr>
         <w:t>SAVEPOINT sp3;</w:t>
       </w:r>
@@ -2329,32 +1727,14 @@
       <w:r>
         <w:rPr>
           <w:rFonts w:ascii="Roboto Mono" w:eastAsia="Roboto Mono" w:hAnsi="Roboto Mono"/>
-          <w:sz w:val="24"/>
-        </w:rPr>
-        <w:t xml:space="preserve">-- Step 9: Rollback to </w:t>
-      </w:r>
-      <w:proofErr w:type="spellStart"/>
-      <w:r>
-        <w:rPr>
-          <w:rFonts w:ascii="Roboto Mono" w:eastAsia="Roboto Mono" w:hAnsi="Roboto Mono"/>
-          <w:sz w:val="24"/>
-        </w:rPr>
-        <w:t>savepoint</w:t>
-      </w:r>
-      <w:proofErr w:type="spellEnd"/>
-      <w:r>
-        <w:rPr>
-          <w:rFonts w:ascii="Roboto Mono" w:eastAsia="Roboto Mono" w:hAnsi="Roboto Mono"/>
-          <w:sz w:val="24"/>
-        </w:rPr>
-        <w:t xml:space="preserve"> sp2 (removes Charlie)</w:t>
-      </w:r>
-    </w:p>
-    <w:p>
-      <w:r>
-        <w:rPr>
-          <w:rFonts w:ascii="Roboto Mono" w:eastAsia="Roboto Mono" w:hAnsi="Roboto Mono"/>
-          <w:sz w:val="24"/>
+        </w:rPr>
+        <w:t>-- Step 9: Rollback to savepoint sp2 (removes Charlie)</w:t>
+      </w:r>
+    </w:p>
+    <w:p>
+      <w:r>
+        <w:rPr>
+          <w:rFonts w:ascii="Roboto Mono" w:eastAsia="Roboto Mono" w:hAnsi="Roboto Mono"/>
         </w:rPr>
         <w:t>ROLLBACK TO sp2;</w:t>
       </w:r>
@@ -2364,7 +1744,6 @@
       <w:r>
         <w:rPr>
           <w:rFonts w:ascii="Roboto Mono" w:eastAsia="Roboto Mono" w:hAnsi="Roboto Mono"/>
-          <w:sz w:val="24"/>
         </w:rPr>
         <w:t>-- Step 10: Commit transaction (Alice and Bob will be saved)</w:t>
       </w:r>
@@ -2373,7 +1752,6 @@
       <w:r>
         <w:rPr>
           <w:rFonts w:ascii="Roboto Mono" w:eastAsia="Roboto Mono" w:hAnsi="Roboto Mono"/>
-          <w:sz w:val="24"/>
         </w:rPr>
         <w:t>COMMIT;</w:t>
       </w:r>
@@ -2383,32 +1761,14 @@
       <w:r>
         <w:rPr>
           <w:rFonts w:ascii="Roboto Mono" w:eastAsia="Roboto Mono" w:hAnsi="Roboto Mono"/>
-          <w:sz w:val="24"/>
-        </w:rPr>
-        <w:t xml:space="preserve">-- Step 11: Turn </w:t>
-      </w:r>
-      <w:proofErr w:type="spellStart"/>
-      <w:r>
-        <w:rPr>
-          <w:rFonts w:ascii="Roboto Mono" w:eastAsia="Roboto Mono" w:hAnsi="Roboto Mono"/>
-          <w:sz w:val="24"/>
-        </w:rPr>
-        <w:t>autocommit</w:t>
-      </w:r>
-      <w:proofErr w:type="spellEnd"/>
-      <w:r>
-        <w:rPr>
-          <w:rFonts w:ascii="Roboto Mono" w:eastAsia="Roboto Mono" w:hAnsi="Roboto Mono"/>
-          <w:sz w:val="24"/>
-        </w:rPr>
-        <w:t xml:space="preserve"> back on (optional but recommended)</w:t>
-      </w:r>
-    </w:p>
-    <w:p>
-      <w:r>
-        <w:rPr>
-          <w:rFonts w:ascii="Roboto Mono" w:eastAsia="Roboto Mono" w:hAnsi="Roboto Mono"/>
-          <w:sz w:val="24"/>
+        </w:rPr>
+        <w:t>-- Step 11: Turn autocommit back on (optional but recommended)</w:t>
+      </w:r>
+    </w:p>
+    <w:p>
+      <w:r>
+        <w:rPr>
+          <w:rFonts w:ascii="Roboto Mono" w:eastAsia="Roboto Mono" w:hAnsi="Roboto Mono"/>
         </w:rPr>
         <w:t>SET AUTOCOMMIT = 1;</w:t>
       </w:r>
@@ -2418,7 +1778,6 @@
       <w:r>
         <w:rPr>
           <w:rFonts w:ascii="Roboto Mono" w:eastAsia="Roboto Mono" w:hAnsi="Roboto Mono"/>
-          <w:sz w:val="24"/>
         </w:rPr>
         <w:t>-- Step 12: Check final data</w:t>
       </w:r>
@@ -2427,7 +1786,6 @@
       <w:r>
         <w:rPr>
           <w:rFonts w:ascii="Roboto Mono" w:eastAsia="Roboto Mono" w:hAnsi="Roboto Mono"/>
-          <w:sz w:val="24"/>
         </w:rPr>
         <w:t>SELECT * FROM Customers;</w:t>
       </w:r>
@@ -2473,25 +1831,7 @@
           <w:sz w:val="18"/>
           <w:highlight w:val="lightGray"/>
         </w:rPr>
-        <w:t xml:space="preserve">: Persons Table -&gt; ID Column: 1, </w:t>
-      </w:r>
-      <w:proofErr w:type="spellStart"/>
-      <w:r>
-        <w:rPr>
-          <w:color w:val="000000"/>
-          <w:sz w:val="18"/>
-          <w:highlight w:val="lightGray"/>
-        </w:rPr>
-        <w:t>Name_En</w:t>
-      </w:r>
-      <w:proofErr w:type="spellEnd"/>
-      <w:r>
-        <w:rPr>
-          <w:color w:val="000000"/>
-          <w:sz w:val="18"/>
-          <w:highlight w:val="lightGray"/>
-        </w:rPr>
-        <w:t xml:space="preserve"> Column: Motasem Essam] -&gt; </w:t>
+        <w:t xml:space="preserve">: Persons Table -&gt; ID Column: 1, Name_En Column: Motasem Essam] -&gt; </w:t>
       </w:r>
       <w:r>
         <w:rPr>
@@ -2534,7 +1874,7 @@
           <w:noProof/>
         </w:rPr>
         <w:drawing>
-          <wp:inline distT="114300" distB="114300" distL="114300" distR="114300" wp14:anchorId="2B7D1C3A" wp14:editId="79B09C9B">
+          <wp:inline distT="114300" distB="114300" distL="114300" distR="114300" wp14:anchorId="7F44CC8E" wp14:editId="0D687134">
             <wp:extent cx="5943600" cy="977900"/>
             <wp:effectExtent l="0" t="0" r="0" b="0"/>
             <wp:docPr id="3" name="image18.png"/>
@@ -2573,9 +1913,7 @@
     <w:p/>
     <w:tbl>
       <w:tblPr>
-        <w:tblStyle w:val="a0"/>
         <w:tblW w:w="3355" w:type="dxa"/>
-        <w:tblInd w:w="0" w:type="dxa"/>
         <w:tblBorders>
           <w:top w:val="nil"/>
           <w:left w:val="nil"/>
@@ -2615,17 +1953,14 @@
             <w:pPr>
               <w:jc w:val="center"/>
             </w:pPr>
-            <w:proofErr w:type="spellStart"/>
             <w:r>
               <w:rPr>
                 <w:rFonts w:ascii="Roboto Mono" w:eastAsia="Roboto Mono" w:hAnsi="Roboto Mono"/>
                 <w:b/>
                 <w:bCs/>
-                <w:sz w:val="24"/>
               </w:rPr>
               <w:t>CustomerID</w:t>
             </w:r>
-            <w:proofErr w:type="spellEnd"/>
           </w:p>
         </w:tc>
         <w:tc>
@@ -2648,17 +1983,14 @@
             <w:pPr>
               <w:jc w:val="center"/>
             </w:pPr>
-            <w:proofErr w:type="spellStart"/>
             <w:r>
               <w:rPr>
                 <w:rFonts w:ascii="Roboto Mono" w:eastAsia="Roboto Mono" w:hAnsi="Roboto Mono"/>
                 <w:b/>
                 <w:bCs/>
-                <w:sz w:val="24"/>
               </w:rPr>
               <w:t>CustomerName</w:t>
             </w:r>
-            <w:proofErr w:type="spellEnd"/>
           </w:p>
         </w:tc>
       </w:tr>
@@ -2686,7 +2018,6 @@
             <w:r>
               <w:rPr>
                 <w:rFonts w:ascii="Roboto Mono" w:eastAsia="Roboto Mono" w:hAnsi="Roboto Mono"/>
-                <w:sz w:val="24"/>
               </w:rPr>
               <w:t>101</w:t>
             </w:r>
@@ -2712,7 +2043,6 @@
             <w:r>
               <w:rPr>
                 <w:rFonts w:ascii="Roboto Mono" w:eastAsia="Roboto Mono" w:hAnsi="Roboto Mono"/>
-                <w:sz w:val="24"/>
               </w:rPr>
               <w:t>Alice</w:t>
             </w:r>
@@ -2743,9 +2073,7 @@
             <w:r>
               <w:rPr>
                 <w:rFonts w:ascii="Roboto Mono" w:eastAsia="Roboto Mono" w:hAnsi="Roboto Mono"/>
-                <w:sz w:val="24"/>
               </w:rPr>
-              <w:lastRenderedPageBreak/>
               <w:t>102</w:t>
             </w:r>
           </w:p>
@@ -2770,7 +2098,6 @@
             <w:r>
               <w:rPr>
                 <w:rFonts w:ascii="Roboto Mono" w:eastAsia="Roboto Mono" w:hAnsi="Roboto Mono"/>
-                <w:sz w:val="24"/>
               </w:rPr>
               <w:t>Bob</w:t>
             </w:r>
@@ -2783,7 +2110,6 @@
       <w:r>
         <w:rPr>
           <w:rFonts w:ascii="Roboto Mono" w:eastAsia="Roboto Mono" w:hAnsi="Roboto Mono" w:cs="Arial Unicode MS"/>
-          <w:sz w:val="24"/>
         </w:rPr>
         <w:t xml:space="preserve">✅ </w:t>
       </w:r>
@@ -2792,32 +2118,14 @@
           <w:rFonts w:ascii="Roboto Mono" w:eastAsia="Roboto Mono" w:hAnsi="Roboto Mono"/>
           <w:b/>
           <w:bCs/>
-          <w:sz w:val="24"/>
         </w:rPr>
         <w:t>Charlie is not included</w:t>
       </w:r>
       <w:r>
         <w:rPr>
           <w:rFonts w:ascii="Roboto Mono" w:eastAsia="Roboto Mono" w:hAnsi="Roboto Mono"/>
-          <w:sz w:val="24"/>
-        </w:rPr>
-        <w:t xml:space="preserve"> because we rolled back to the </w:t>
-      </w:r>
-      <w:proofErr w:type="spellStart"/>
-      <w:r>
-        <w:rPr>
-          <w:rFonts w:ascii="Roboto Mono" w:eastAsia="Roboto Mono" w:hAnsi="Roboto Mono"/>
-          <w:sz w:val="24"/>
-        </w:rPr>
-        <w:t>savepoint</w:t>
-      </w:r>
-      <w:proofErr w:type="spellEnd"/>
-      <w:r>
-        <w:rPr>
-          <w:rFonts w:ascii="Roboto Mono" w:eastAsia="Roboto Mono" w:hAnsi="Roboto Mono"/>
-          <w:sz w:val="24"/>
-        </w:rPr>
-        <w:t xml:space="preserve"> before his insert.</w:t>
+        </w:rPr>
+        <w:t xml:space="preserve"> because we rolled back to the savepoint before his insert.</w:t>
       </w:r>
     </w:p>
     <w:p/>
@@ -2860,7 +2168,6 @@
         </w:rPr>
         <w:t xml:space="preserve"># Source: </w:t>
       </w:r>
-      <w:proofErr w:type="spellStart"/>
       <w:r>
         <w:rPr>
           <w:b/>
@@ -2870,7 +2177,6 @@
         </w:rPr>
         <w:t>ScreenShot</w:t>
       </w:r>
-      <w:proofErr w:type="spellEnd"/>
       <w:r>
         <w:rPr>
           <w:sz w:val="18"/>
@@ -2906,23 +2212,7 @@
           <w:sz w:val="18"/>
           <w:highlight w:val="lightGray"/>
         </w:rPr>
-        <w:t xml:space="preserve"> [Persons Table -&gt; ID Column: 1, </w:t>
-      </w:r>
-      <w:proofErr w:type="spellStart"/>
-      <w:r>
-        <w:rPr>
-          <w:sz w:val="18"/>
-          <w:highlight w:val="lightGray"/>
-        </w:rPr>
-        <w:t>Name_En</w:t>
-      </w:r>
-      <w:proofErr w:type="spellEnd"/>
-      <w:r>
-        <w:rPr>
-          <w:sz w:val="18"/>
-          <w:highlight w:val="lightGray"/>
-        </w:rPr>
-        <w:t xml:space="preserve"> Column: Motasem Essam] -&gt; </w:t>
+        <w:t xml:space="preserve"> [Persons Table -&gt; ID Column: 1, Name_En Column: Motasem Essam] -&gt; </w:t>
       </w:r>
       <w:r>
         <w:rPr>
@@ -2937,23 +2227,7 @@
           <w:sz w:val="18"/>
           <w:highlight w:val="lightGray"/>
         </w:rPr>
-        <w:t xml:space="preserve"> [Automation Table -&gt; ID Column: 16, </w:t>
-      </w:r>
-      <w:proofErr w:type="spellStart"/>
-      <w:r>
-        <w:rPr>
-          <w:sz w:val="18"/>
-          <w:highlight w:val="lightGray"/>
-        </w:rPr>
-        <w:t>Name_En</w:t>
-      </w:r>
-      <w:proofErr w:type="spellEnd"/>
-      <w:r>
-        <w:rPr>
-          <w:sz w:val="18"/>
-          <w:highlight w:val="lightGray"/>
-        </w:rPr>
-        <w:t xml:space="preserve"> Column: Screen Capture] -&gt; </w:t>
+        <w:t xml:space="preserve"> [Automation Table -&gt; ID Column: 16, Name_En Column: Screen Capture] -&gt; </w:t>
       </w:r>
       <w:r>
         <w:rPr>
@@ -2970,25 +2244,7 @@
           <w:sz w:val="18"/>
           <w:highlight w:val="lightGray"/>
         </w:rPr>
-        <w:t xml:space="preserve">[Operating System: Wampserver64 -&gt; </w:t>
-      </w:r>
-      <w:proofErr w:type="spellStart"/>
-      <w:r>
-        <w:rPr>
-          <w:color w:val="000000"/>
-          <w:sz w:val="18"/>
-          <w:highlight w:val="lightGray"/>
-        </w:rPr>
-        <w:t>phpmyadmin</w:t>
-      </w:r>
-      <w:proofErr w:type="spellEnd"/>
-      <w:r>
-        <w:rPr>
-          <w:color w:val="000000"/>
-          <w:sz w:val="18"/>
-          <w:highlight w:val="lightGray"/>
-        </w:rPr>
-        <w:t>]</w:t>
+        <w:t>[Operating System: Wampserver64 -&gt; phpmyadmin]</w:t>
       </w:r>
       <w:r>
         <w:rPr>
@@ -3019,7 +2275,7 @@
           <w:noProof/>
         </w:rPr>
         <w:drawing>
-          <wp:inline distT="114300" distB="114300" distL="114300" distR="114300" wp14:anchorId="0774E7B7" wp14:editId="2AE9FF45">
+          <wp:inline distT="114300" distB="114300" distL="114300" distR="114300" wp14:anchorId="7ACB970D" wp14:editId="6F6ED2A5">
             <wp:extent cx="5943600" cy="3035300"/>
             <wp:effectExtent l="0" t="0" r="0" b="0"/>
             <wp:docPr id="19" name="image17.png"/>
@@ -3059,7 +2315,6 @@
       <w:r>
         <w:rPr>
           <w:rFonts w:ascii="Roboto Mono" w:eastAsia="Roboto Mono" w:hAnsi="Roboto Mono"/>
-          <w:sz w:val="24"/>
         </w:rPr>
         <w:t>CREATE TABLE Customers (</w:t>
       </w:r>
@@ -3068,75 +2323,24 @@
       <w:r>
         <w:rPr>
           <w:rFonts w:ascii="Roboto Mono" w:eastAsia="Roboto Mono" w:hAnsi="Roboto Mono"/>
-          <w:sz w:val="24"/>
-        </w:rPr>
-        <w:t xml:space="preserve">    </w:t>
-      </w:r>
-      <w:proofErr w:type="spellStart"/>
-      <w:r>
-        <w:rPr>
-          <w:rFonts w:ascii="Roboto Mono" w:eastAsia="Roboto Mono" w:hAnsi="Roboto Mono"/>
-          <w:sz w:val="24"/>
-        </w:rPr>
-        <w:t>CustomerID</w:t>
-      </w:r>
-      <w:proofErr w:type="spellEnd"/>
-      <w:r>
-        <w:rPr>
-          <w:rFonts w:ascii="Roboto Mono" w:eastAsia="Roboto Mono" w:hAnsi="Roboto Mono"/>
-          <w:sz w:val="24"/>
-        </w:rPr>
-        <w:t xml:space="preserve"> INT PRIMARY KEY,</w:t>
-      </w:r>
-    </w:p>
-    <w:p>
-      <w:r>
-        <w:rPr>
-          <w:rFonts w:ascii="Roboto Mono" w:eastAsia="Roboto Mono" w:hAnsi="Roboto Mono"/>
-          <w:sz w:val="24"/>
-        </w:rPr>
-        <w:t xml:space="preserve">    </w:t>
-      </w:r>
-      <w:proofErr w:type="spellStart"/>
-      <w:r>
-        <w:rPr>
-          <w:rFonts w:ascii="Roboto Mono" w:eastAsia="Roboto Mono" w:hAnsi="Roboto Mono"/>
-          <w:sz w:val="24"/>
-        </w:rPr>
-        <w:t>CustomerName</w:t>
-      </w:r>
-      <w:proofErr w:type="spellEnd"/>
-      <w:r>
-        <w:rPr>
-          <w:rFonts w:ascii="Roboto Mono" w:eastAsia="Roboto Mono" w:hAnsi="Roboto Mono"/>
-          <w:sz w:val="24"/>
-        </w:rPr>
-        <w:t xml:space="preserve"> VARCHAR(100)</w:t>
-      </w:r>
-    </w:p>
-    <w:p>
-      <w:r>
-        <w:rPr>
-          <w:rFonts w:ascii="Roboto Mono" w:eastAsia="Roboto Mono" w:hAnsi="Roboto Mono"/>
-          <w:sz w:val="24"/>
-        </w:rPr>
-        <w:t>) ENGINE=</w:t>
-      </w:r>
-      <w:proofErr w:type="spellStart"/>
-      <w:r>
-        <w:rPr>
-          <w:rFonts w:ascii="Roboto Mono" w:eastAsia="Roboto Mono" w:hAnsi="Roboto Mono"/>
-          <w:sz w:val="24"/>
-        </w:rPr>
-        <w:t>InnoDB</w:t>
-      </w:r>
-      <w:proofErr w:type="spellEnd"/>
-      <w:r>
-        <w:rPr>
-          <w:rFonts w:ascii="Roboto Mono" w:eastAsia="Roboto Mono" w:hAnsi="Roboto Mono"/>
-          <w:sz w:val="24"/>
-        </w:rPr>
-        <w:t>;</w:t>
+        </w:rPr>
+        <w:t xml:space="preserve">    CustomerID INT PRIMARY KEY,</w:t>
+      </w:r>
+    </w:p>
+    <w:p>
+      <w:r>
+        <w:rPr>
+          <w:rFonts w:ascii="Roboto Mono" w:eastAsia="Roboto Mono" w:hAnsi="Roboto Mono"/>
+        </w:rPr>
+        <w:t xml:space="preserve">    CustomerName VARCHAR(100)</w:t>
+      </w:r>
+    </w:p>
+    <w:p>
+      <w:r>
+        <w:rPr>
+          <w:rFonts w:ascii="Roboto Mono" w:eastAsia="Roboto Mono" w:hAnsi="Roboto Mono"/>
+        </w:rPr>
+        <w:t>) ENGINE=InnoDB;</w:t>
       </w:r>
     </w:p>
     <w:p>
@@ -3145,7 +2349,7 @@
           <w:noProof/>
         </w:rPr>
         <w:drawing>
-          <wp:inline distT="114300" distB="114300" distL="114300" distR="114300" wp14:anchorId="6DF2BED9" wp14:editId="1490814C">
+          <wp:inline distT="114300" distB="114300" distL="114300" distR="114300" wp14:anchorId="0993E6C7" wp14:editId="0A0903E3">
             <wp:extent cx="5943600" cy="1181100"/>
             <wp:effectExtent l="0" t="0" r="0" b="0"/>
             <wp:docPr id="11" name="image19.png"/>
@@ -3188,7 +2392,6 @@
       <w:bookmarkStart w:id="11" w:name="_m646t2h8en3a" w:colFirst="0" w:colLast="0"/>
       <w:bookmarkEnd w:id="11"/>
       <w:r>
-        <w:lastRenderedPageBreak/>
         <w:t>basic command</w:t>
       </w:r>
     </w:p>
@@ -3204,7 +2407,6 @@
         </w:rPr>
         <w:t xml:space="preserve"># Source: </w:t>
       </w:r>
-      <w:proofErr w:type="spellStart"/>
       <w:r>
         <w:rPr>
           <w:b/>
@@ -3214,7 +2416,6 @@
         </w:rPr>
         <w:t>ScreenShot</w:t>
       </w:r>
-      <w:proofErr w:type="spellEnd"/>
       <w:r>
         <w:rPr>
           <w:sz w:val="18"/>
@@ -3250,23 +2451,7 @@
           <w:sz w:val="18"/>
           <w:highlight w:val="lightGray"/>
         </w:rPr>
-        <w:t xml:space="preserve"> [Persons Table -&gt; ID Column: 1, </w:t>
-      </w:r>
-      <w:proofErr w:type="spellStart"/>
-      <w:r>
-        <w:rPr>
-          <w:sz w:val="18"/>
-          <w:highlight w:val="lightGray"/>
-        </w:rPr>
-        <w:t>Name_En</w:t>
-      </w:r>
-      <w:proofErr w:type="spellEnd"/>
-      <w:r>
-        <w:rPr>
-          <w:sz w:val="18"/>
-          <w:highlight w:val="lightGray"/>
-        </w:rPr>
-        <w:t xml:space="preserve"> Column: Motasem Essam] -&gt; </w:t>
+        <w:t xml:space="preserve"> [Persons Table -&gt; ID Column: 1, Name_En Column: Motasem Essam] -&gt; </w:t>
       </w:r>
       <w:r>
         <w:rPr>
@@ -3281,23 +2466,7 @@
           <w:sz w:val="18"/>
           <w:highlight w:val="lightGray"/>
         </w:rPr>
-        <w:t xml:space="preserve"> [Automation Table -&gt; ID Column: 16, </w:t>
-      </w:r>
-      <w:proofErr w:type="spellStart"/>
-      <w:r>
-        <w:rPr>
-          <w:sz w:val="18"/>
-          <w:highlight w:val="lightGray"/>
-        </w:rPr>
-        <w:t>Name_En</w:t>
-      </w:r>
-      <w:proofErr w:type="spellEnd"/>
-      <w:r>
-        <w:rPr>
-          <w:sz w:val="18"/>
-          <w:highlight w:val="lightGray"/>
-        </w:rPr>
-        <w:t xml:space="preserve"> Column: Screen Capture] -&gt; </w:t>
+        <w:t xml:space="preserve"> [Automation Table -&gt; ID Column: 16, Name_En Column: Screen Capture] -&gt; </w:t>
       </w:r>
       <w:r>
         <w:rPr>
@@ -3314,25 +2483,7 @@
           <w:sz w:val="18"/>
           <w:highlight w:val="lightGray"/>
         </w:rPr>
-        <w:t xml:space="preserve">[Operating System: Wampserver64 -&gt; </w:t>
-      </w:r>
-      <w:proofErr w:type="spellStart"/>
-      <w:r>
-        <w:rPr>
-          <w:color w:val="000000"/>
-          <w:sz w:val="18"/>
-          <w:highlight w:val="lightGray"/>
-        </w:rPr>
-        <w:t>phpmyadmin</w:t>
-      </w:r>
-      <w:proofErr w:type="spellEnd"/>
-      <w:r>
-        <w:rPr>
-          <w:color w:val="000000"/>
-          <w:sz w:val="18"/>
-          <w:highlight w:val="lightGray"/>
-        </w:rPr>
-        <w:t>]</w:t>
+        <w:t>[Operating System: Wampserver64 -&gt; phpmyadmin]</w:t>
       </w:r>
       <w:r>
         <w:rPr>
@@ -3363,7 +2514,7 @@
           <w:noProof/>
         </w:rPr>
         <w:drawing>
-          <wp:inline distT="114300" distB="114300" distL="114300" distR="114300" wp14:anchorId="06BCFAD5" wp14:editId="1AEF7607">
+          <wp:inline distT="114300" distB="114300" distL="114300" distR="114300" wp14:anchorId="16E6D9A8" wp14:editId="3138D2BB">
             <wp:extent cx="5943600" cy="2070100"/>
             <wp:effectExtent l="0" t="0" r="0" b="0"/>
             <wp:docPr id="14" name="image11.png"/>
@@ -3405,7 +2556,7 @@
           <w:noProof/>
         </w:rPr>
         <w:drawing>
-          <wp:inline distT="114300" distB="114300" distL="114300" distR="114300" wp14:anchorId="6F8FAA4E" wp14:editId="75856247">
+          <wp:inline distT="114300" distB="114300" distL="114300" distR="114300" wp14:anchorId="6BF91B75" wp14:editId="4E9F5B4D">
             <wp:extent cx="5943600" cy="1346200"/>
             <wp:effectExtent l="0" t="0" r="0" b="0"/>
             <wp:docPr id="10" name="image4.png"/>
@@ -3447,7 +2598,7 @@
           <w:noProof/>
         </w:rPr>
         <w:drawing>
-          <wp:inline distT="114300" distB="114300" distL="114300" distR="114300" wp14:anchorId="19182605" wp14:editId="4E775AC4">
+          <wp:inline distT="114300" distB="114300" distL="114300" distR="114300" wp14:anchorId="527E864B" wp14:editId="5AF2C59C">
             <wp:extent cx="5943600" cy="2133600"/>
             <wp:effectExtent l="0" t="0" r="0" b="0"/>
             <wp:docPr id="8" name="image8.png"/>
@@ -3487,32 +2638,14 @@
       <w:r>
         <w:rPr>
           <w:rFonts w:ascii="Roboto Mono" w:eastAsia="Roboto Mono" w:hAnsi="Roboto Mono"/>
-          <w:sz w:val="24"/>
-        </w:rPr>
-        <w:t xml:space="preserve">-- Step 2: Turn off </w:t>
-      </w:r>
-      <w:proofErr w:type="spellStart"/>
-      <w:r>
-        <w:rPr>
-          <w:rFonts w:ascii="Roboto Mono" w:eastAsia="Roboto Mono" w:hAnsi="Roboto Mono"/>
-          <w:sz w:val="24"/>
-        </w:rPr>
-        <w:t>autocommit</w:t>
-      </w:r>
-      <w:proofErr w:type="spellEnd"/>
-      <w:r>
-        <w:rPr>
-          <w:rFonts w:ascii="Roboto Mono" w:eastAsia="Roboto Mono" w:hAnsi="Roboto Mono"/>
-          <w:sz w:val="24"/>
-        </w:rPr>
-        <w:t xml:space="preserve"> to control transactions manually</w:t>
-      </w:r>
-    </w:p>
-    <w:p>
-      <w:r>
-        <w:rPr>
-          <w:rFonts w:ascii="Roboto Mono" w:eastAsia="Roboto Mono" w:hAnsi="Roboto Mono"/>
-          <w:sz w:val="24"/>
+        </w:rPr>
+        <w:t>-- Step 2: Turn off autocommit to control transactions manually</w:t>
+      </w:r>
+    </w:p>
+    <w:p>
+      <w:r>
+        <w:rPr>
+          <w:rFonts w:ascii="Roboto Mono" w:eastAsia="Roboto Mono" w:hAnsi="Roboto Mono"/>
         </w:rPr>
         <w:t>SET AUTOCOMMIT = 0;</w:t>
       </w:r>
@@ -3522,7 +2655,6 @@
       <w:r>
         <w:rPr>
           <w:rFonts w:ascii="Roboto Mono" w:eastAsia="Roboto Mono" w:hAnsi="Roboto Mono"/>
-          <w:sz w:val="24"/>
         </w:rPr>
         <w:t>-- Step 3: Insert first customer (Alice)</w:t>
       </w:r>
@@ -3531,48 +2663,14 @@
       <w:r>
         <w:rPr>
           <w:rFonts w:ascii="Roboto Mono" w:eastAsia="Roboto Mono" w:hAnsi="Roboto Mono"/>
-          <w:sz w:val="24"/>
-        </w:rPr>
-        <w:t>INSERT INTO Customers (</w:t>
-      </w:r>
-      <w:proofErr w:type="spellStart"/>
-      <w:r>
-        <w:rPr>
-          <w:rFonts w:ascii="Roboto Mono" w:eastAsia="Roboto Mono" w:hAnsi="Roboto Mono"/>
-          <w:sz w:val="24"/>
-        </w:rPr>
-        <w:t>CustomerID</w:t>
-      </w:r>
-      <w:proofErr w:type="spellEnd"/>
-      <w:r>
-        <w:rPr>
-          <w:rFonts w:ascii="Roboto Mono" w:eastAsia="Roboto Mono" w:hAnsi="Roboto Mono"/>
-          <w:sz w:val="24"/>
-        </w:rPr>
-        <w:t xml:space="preserve">, </w:t>
-      </w:r>
-      <w:proofErr w:type="spellStart"/>
-      <w:r>
-        <w:rPr>
-          <w:rFonts w:ascii="Roboto Mono" w:eastAsia="Roboto Mono" w:hAnsi="Roboto Mono"/>
-          <w:sz w:val="24"/>
-        </w:rPr>
-        <w:t>CustomerName</w:t>
-      </w:r>
-      <w:proofErr w:type="spellEnd"/>
-      <w:r>
-        <w:rPr>
-          <w:rFonts w:ascii="Roboto Mono" w:eastAsia="Roboto Mono" w:hAnsi="Roboto Mono"/>
-          <w:sz w:val="24"/>
-        </w:rPr>
-        <w:t xml:space="preserve">) </w:t>
-      </w:r>
-    </w:p>
-    <w:p>
-      <w:r>
-        <w:rPr>
-          <w:rFonts w:ascii="Roboto Mono" w:eastAsia="Roboto Mono" w:hAnsi="Roboto Mono"/>
-          <w:sz w:val="24"/>
+        </w:rPr>
+        <w:t xml:space="preserve">INSERT INTO Customers (CustomerID, CustomerName) </w:t>
+      </w:r>
+    </w:p>
+    <w:p>
+      <w:r>
+        <w:rPr>
+          <w:rFonts w:ascii="Roboto Mono" w:eastAsia="Roboto Mono" w:hAnsi="Roboto Mono"/>
         </w:rPr>
         <w:t>VALUES (101, 'Alice');</w:t>
       </w:r>
@@ -3582,33 +2680,14 @@
       <w:r>
         <w:rPr>
           <w:rFonts w:ascii="Roboto Mono" w:eastAsia="Roboto Mono" w:hAnsi="Roboto Mono"/>
-          <w:sz w:val="24"/>
-        </w:rPr>
-        <w:lastRenderedPageBreak/>
-        <w:t xml:space="preserve">-- Step 4: Create </w:t>
-      </w:r>
-      <w:proofErr w:type="spellStart"/>
-      <w:r>
-        <w:rPr>
-          <w:rFonts w:ascii="Roboto Mono" w:eastAsia="Roboto Mono" w:hAnsi="Roboto Mono"/>
-          <w:sz w:val="24"/>
-        </w:rPr>
-        <w:t>savepoint</w:t>
-      </w:r>
-      <w:proofErr w:type="spellEnd"/>
-      <w:r>
-        <w:rPr>
-          <w:rFonts w:ascii="Roboto Mono" w:eastAsia="Roboto Mono" w:hAnsi="Roboto Mono"/>
-          <w:sz w:val="24"/>
-        </w:rPr>
-        <w:t xml:space="preserve"> after inserting Alice</w:t>
-      </w:r>
-    </w:p>
-    <w:p>
-      <w:r>
-        <w:rPr>
-          <w:rFonts w:ascii="Roboto Mono" w:eastAsia="Roboto Mono" w:hAnsi="Roboto Mono"/>
-          <w:sz w:val="24"/>
+        </w:rPr>
+        <w:t>-- Step 4: Create savepoint after inserting Alice</w:t>
+      </w:r>
+    </w:p>
+    <w:p>
+      <w:r>
+        <w:rPr>
+          <w:rFonts w:ascii="Roboto Mono" w:eastAsia="Roboto Mono" w:hAnsi="Roboto Mono"/>
         </w:rPr>
         <w:t>SAVEPOINT sp1;</w:t>
       </w:r>
@@ -3618,7 +2697,6 @@
       <w:r>
         <w:rPr>
           <w:rFonts w:ascii="Roboto Mono" w:eastAsia="Roboto Mono" w:hAnsi="Roboto Mono"/>
-          <w:sz w:val="24"/>
         </w:rPr>
         <w:t>-- Step 5: Insert second customer (Bob)</w:t>
       </w:r>
@@ -3627,48 +2705,14 @@
       <w:r>
         <w:rPr>
           <w:rFonts w:ascii="Roboto Mono" w:eastAsia="Roboto Mono" w:hAnsi="Roboto Mono"/>
-          <w:sz w:val="24"/>
-        </w:rPr>
-        <w:t>INSERT INTO Customers (</w:t>
-      </w:r>
-      <w:proofErr w:type="spellStart"/>
-      <w:r>
-        <w:rPr>
-          <w:rFonts w:ascii="Roboto Mono" w:eastAsia="Roboto Mono" w:hAnsi="Roboto Mono"/>
-          <w:sz w:val="24"/>
-        </w:rPr>
-        <w:t>CustomerID</w:t>
-      </w:r>
-      <w:proofErr w:type="spellEnd"/>
-      <w:r>
-        <w:rPr>
-          <w:rFonts w:ascii="Roboto Mono" w:eastAsia="Roboto Mono" w:hAnsi="Roboto Mono"/>
-          <w:sz w:val="24"/>
-        </w:rPr>
-        <w:t xml:space="preserve">, </w:t>
-      </w:r>
-      <w:proofErr w:type="spellStart"/>
-      <w:r>
-        <w:rPr>
-          <w:rFonts w:ascii="Roboto Mono" w:eastAsia="Roboto Mono" w:hAnsi="Roboto Mono"/>
-          <w:sz w:val="24"/>
-        </w:rPr>
-        <w:t>CustomerName</w:t>
-      </w:r>
-      <w:proofErr w:type="spellEnd"/>
-      <w:r>
-        <w:rPr>
-          <w:rFonts w:ascii="Roboto Mono" w:eastAsia="Roboto Mono" w:hAnsi="Roboto Mono"/>
-          <w:sz w:val="24"/>
-        </w:rPr>
-        <w:t xml:space="preserve">) </w:t>
-      </w:r>
-    </w:p>
-    <w:p>
-      <w:r>
-        <w:rPr>
-          <w:rFonts w:ascii="Roboto Mono" w:eastAsia="Roboto Mono" w:hAnsi="Roboto Mono"/>
-          <w:sz w:val="24"/>
+        </w:rPr>
+        <w:t xml:space="preserve">INSERT INTO Customers (CustomerID, CustomerName) </w:t>
+      </w:r>
+    </w:p>
+    <w:p>
+      <w:r>
+        <w:rPr>
+          <w:rFonts w:ascii="Roboto Mono" w:eastAsia="Roboto Mono" w:hAnsi="Roboto Mono"/>
         </w:rPr>
         <w:t>VALUES (102, 'Bob');</w:t>
       </w:r>
@@ -3678,32 +2722,14 @@
       <w:r>
         <w:rPr>
           <w:rFonts w:ascii="Roboto Mono" w:eastAsia="Roboto Mono" w:hAnsi="Roboto Mono"/>
-          <w:sz w:val="24"/>
-        </w:rPr>
-        <w:t xml:space="preserve">-- Step 6: Create </w:t>
-      </w:r>
-      <w:proofErr w:type="spellStart"/>
-      <w:r>
-        <w:rPr>
-          <w:rFonts w:ascii="Roboto Mono" w:eastAsia="Roboto Mono" w:hAnsi="Roboto Mono"/>
-          <w:sz w:val="24"/>
-        </w:rPr>
-        <w:t>savepoint</w:t>
-      </w:r>
-      <w:proofErr w:type="spellEnd"/>
-      <w:r>
-        <w:rPr>
-          <w:rFonts w:ascii="Roboto Mono" w:eastAsia="Roboto Mono" w:hAnsi="Roboto Mono"/>
-          <w:sz w:val="24"/>
-        </w:rPr>
-        <w:t xml:space="preserve"> after inserting Bob</w:t>
-      </w:r>
-    </w:p>
-    <w:p>
-      <w:r>
-        <w:rPr>
-          <w:rFonts w:ascii="Roboto Mono" w:eastAsia="Roboto Mono" w:hAnsi="Roboto Mono"/>
-          <w:sz w:val="24"/>
+        </w:rPr>
+        <w:t>-- Step 6: Create savepoint after inserting Bob</w:t>
+      </w:r>
+    </w:p>
+    <w:p>
+      <w:r>
+        <w:rPr>
+          <w:rFonts w:ascii="Roboto Mono" w:eastAsia="Roboto Mono" w:hAnsi="Roboto Mono"/>
         </w:rPr>
         <w:t>SAVEPOINT sp2;</w:t>
       </w:r>
@@ -3713,7 +2739,6 @@
       <w:r>
         <w:rPr>
           <w:rFonts w:ascii="Roboto Mono" w:eastAsia="Roboto Mono" w:hAnsi="Roboto Mono"/>
-          <w:sz w:val="24"/>
         </w:rPr>
         <w:t>-- Step 7: Insert third customer (Charlie)</w:t>
       </w:r>
@@ -3722,48 +2747,14 @@
       <w:r>
         <w:rPr>
           <w:rFonts w:ascii="Roboto Mono" w:eastAsia="Roboto Mono" w:hAnsi="Roboto Mono"/>
-          <w:sz w:val="24"/>
-        </w:rPr>
-        <w:t>INSERT INTO Customers (</w:t>
-      </w:r>
-      <w:proofErr w:type="spellStart"/>
-      <w:r>
-        <w:rPr>
-          <w:rFonts w:ascii="Roboto Mono" w:eastAsia="Roboto Mono" w:hAnsi="Roboto Mono"/>
-          <w:sz w:val="24"/>
-        </w:rPr>
-        <w:t>CustomerID</w:t>
-      </w:r>
-      <w:proofErr w:type="spellEnd"/>
-      <w:r>
-        <w:rPr>
-          <w:rFonts w:ascii="Roboto Mono" w:eastAsia="Roboto Mono" w:hAnsi="Roboto Mono"/>
-          <w:sz w:val="24"/>
-        </w:rPr>
-        <w:t xml:space="preserve">, </w:t>
-      </w:r>
-      <w:proofErr w:type="spellStart"/>
-      <w:r>
-        <w:rPr>
-          <w:rFonts w:ascii="Roboto Mono" w:eastAsia="Roboto Mono" w:hAnsi="Roboto Mono"/>
-          <w:sz w:val="24"/>
-        </w:rPr>
-        <w:t>CustomerName</w:t>
-      </w:r>
-      <w:proofErr w:type="spellEnd"/>
-      <w:r>
-        <w:rPr>
-          <w:rFonts w:ascii="Roboto Mono" w:eastAsia="Roboto Mono" w:hAnsi="Roboto Mono"/>
-          <w:sz w:val="24"/>
-        </w:rPr>
-        <w:t xml:space="preserve">) </w:t>
-      </w:r>
-    </w:p>
-    <w:p>
-      <w:r>
-        <w:rPr>
-          <w:rFonts w:ascii="Roboto Mono" w:eastAsia="Roboto Mono" w:hAnsi="Roboto Mono"/>
-          <w:sz w:val="24"/>
+        </w:rPr>
+        <w:t xml:space="preserve">INSERT INTO Customers (CustomerID, CustomerName) </w:t>
+      </w:r>
+    </w:p>
+    <w:p>
+      <w:r>
+        <w:rPr>
+          <w:rFonts w:ascii="Roboto Mono" w:eastAsia="Roboto Mono" w:hAnsi="Roboto Mono"/>
         </w:rPr>
         <w:t>VALUES (103, 'Charlie');</w:t>
       </w:r>
@@ -3773,32 +2764,14 @@
       <w:r>
         <w:rPr>
           <w:rFonts w:ascii="Roboto Mono" w:eastAsia="Roboto Mono" w:hAnsi="Roboto Mono"/>
-          <w:sz w:val="24"/>
-        </w:rPr>
-        <w:t xml:space="preserve">-- Step 8: Create </w:t>
-      </w:r>
-      <w:proofErr w:type="spellStart"/>
-      <w:r>
-        <w:rPr>
-          <w:rFonts w:ascii="Roboto Mono" w:eastAsia="Roboto Mono" w:hAnsi="Roboto Mono"/>
-          <w:sz w:val="24"/>
-        </w:rPr>
-        <w:t>savepoint</w:t>
-      </w:r>
-      <w:proofErr w:type="spellEnd"/>
-      <w:r>
-        <w:rPr>
-          <w:rFonts w:ascii="Roboto Mono" w:eastAsia="Roboto Mono" w:hAnsi="Roboto Mono"/>
-          <w:sz w:val="24"/>
-        </w:rPr>
-        <w:t xml:space="preserve"> after inserting Charlie</w:t>
-      </w:r>
-    </w:p>
-    <w:p>
-      <w:r>
-        <w:rPr>
-          <w:rFonts w:ascii="Roboto Mono" w:eastAsia="Roboto Mono" w:hAnsi="Roboto Mono"/>
-          <w:sz w:val="24"/>
+        </w:rPr>
+        <w:t>-- Step 8: Create savepoint after inserting Charlie</w:t>
+      </w:r>
+    </w:p>
+    <w:p>
+      <w:r>
+        <w:rPr>
+          <w:rFonts w:ascii="Roboto Mono" w:eastAsia="Roboto Mono" w:hAnsi="Roboto Mono"/>
         </w:rPr>
         <w:t>SAVEPOINT sp3;</w:t>
       </w:r>
@@ -3808,32 +2781,14 @@
       <w:r>
         <w:rPr>
           <w:rFonts w:ascii="Roboto Mono" w:eastAsia="Roboto Mono" w:hAnsi="Roboto Mono"/>
-          <w:sz w:val="24"/>
-        </w:rPr>
-        <w:t xml:space="preserve">-- Step 9: Rollback to </w:t>
-      </w:r>
-      <w:proofErr w:type="spellStart"/>
-      <w:r>
-        <w:rPr>
-          <w:rFonts w:ascii="Roboto Mono" w:eastAsia="Roboto Mono" w:hAnsi="Roboto Mono"/>
-          <w:sz w:val="24"/>
-        </w:rPr>
-        <w:t>savepoint</w:t>
-      </w:r>
-      <w:proofErr w:type="spellEnd"/>
-      <w:r>
-        <w:rPr>
-          <w:rFonts w:ascii="Roboto Mono" w:eastAsia="Roboto Mono" w:hAnsi="Roboto Mono"/>
-          <w:sz w:val="24"/>
-        </w:rPr>
-        <w:t xml:space="preserve"> sp2 (removes Charlie)</w:t>
-      </w:r>
-    </w:p>
-    <w:p>
-      <w:r>
-        <w:rPr>
-          <w:rFonts w:ascii="Roboto Mono" w:eastAsia="Roboto Mono" w:hAnsi="Roboto Mono"/>
-          <w:sz w:val="24"/>
+        </w:rPr>
+        <w:t>-- Step 9: Rollback to savepoint sp2 (removes Charlie)</w:t>
+      </w:r>
+    </w:p>
+    <w:p>
+      <w:r>
+        <w:rPr>
+          <w:rFonts w:ascii="Roboto Mono" w:eastAsia="Roboto Mono" w:hAnsi="Roboto Mono"/>
         </w:rPr>
         <w:t>ROLLBACK TO sp2;</w:t>
       </w:r>
@@ -3843,7 +2798,6 @@
       <w:r>
         <w:rPr>
           <w:rFonts w:ascii="Roboto Mono" w:eastAsia="Roboto Mono" w:hAnsi="Roboto Mono"/>
-          <w:sz w:val="24"/>
         </w:rPr>
         <w:t>-- Step 10: Commit transaction (Alice and Bob will be saved)</w:t>
       </w:r>
@@ -3852,7 +2806,6 @@
       <w:r>
         <w:rPr>
           <w:rFonts w:ascii="Roboto Mono" w:eastAsia="Roboto Mono" w:hAnsi="Roboto Mono"/>
-          <w:sz w:val="24"/>
         </w:rPr>
         <w:t>COMMIT;</w:t>
       </w:r>
@@ -3862,32 +2815,14 @@
       <w:r>
         <w:rPr>
           <w:rFonts w:ascii="Roboto Mono" w:eastAsia="Roboto Mono" w:hAnsi="Roboto Mono"/>
-          <w:sz w:val="24"/>
-        </w:rPr>
-        <w:t xml:space="preserve">-- Step 11: Turn </w:t>
-      </w:r>
-      <w:proofErr w:type="spellStart"/>
-      <w:r>
-        <w:rPr>
-          <w:rFonts w:ascii="Roboto Mono" w:eastAsia="Roboto Mono" w:hAnsi="Roboto Mono"/>
-          <w:sz w:val="24"/>
-        </w:rPr>
-        <w:t>autocommit</w:t>
-      </w:r>
-      <w:proofErr w:type="spellEnd"/>
-      <w:r>
-        <w:rPr>
-          <w:rFonts w:ascii="Roboto Mono" w:eastAsia="Roboto Mono" w:hAnsi="Roboto Mono"/>
-          <w:sz w:val="24"/>
-        </w:rPr>
-        <w:t xml:space="preserve"> back on (optional but recommended)</w:t>
-      </w:r>
-    </w:p>
-    <w:p>
-      <w:r>
-        <w:rPr>
-          <w:rFonts w:ascii="Roboto Mono" w:eastAsia="Roboto Mono" w:hAnsi="Roboto Mono"/>
-          <w:sz w:val="24"/>
+        </w:rPr>
+        <w:t>-- Step 11: Turn autocommit back on (optional but recommended)</w:t>
+      </w:r>
+    </w:p>
+    <w:p>
+      <w:r>
+        <w:rPr>
+          <w:rFonts w:ascii="Roboto Mono" w:eastAsia="Roboto Mono" w:hAnsi="Roboto Mono"/>
         </w:rPr>
         <w:t>SET AUTOCOMMIT = 1;</w:t>
       </w:r>
@@ -3897,7 +2832,6 @@
       <w:r>
         <w:rPr>
           <w:rFonts w:ascii="Roboto Mono" w:eastAsia="Roboto Mono" w:hAnsi="Roboto Mono"/>
-          <w:sz w:val="24"/>
         </w:rPr>
         <w:t>-- Step 12: Check final data</w:t>
       </w:r>
@@ -3906,7 +2840,6 @@
       <w:r>
         <w:rPr>
           <w:rFonts w:ascii="Roboto Mono" w:eastAsia="Roboto Mono" w:hAnsi="Roboto Mono"/>
-          <w:sz w:val="24"/>
         </w:rPr>
         <w:t>SELECT * FROM Customers;</w:t>
       </w:r>
@@ -3917,9 +2850,8 @@
         <w:rPr>
           <w:noProof/>
         </w:rPr>
-        <w:lastRenderedPageBreak/>
         <w:drawing>
-          <wp:inline distT="114300" distB="114300" distL="114300" distR="114300" wp14:anchorId="53E1FFF2" wp14:editId="2024D297">
+          <wp:inline distT="114300" distB="114300" distL="114300" distR="114300" wp14:anchorId="2E93CDC3" wp14:editId="77496E61">
             <wp:extent cx="5943600" cy="2209800"/>
             <wp:effectExtent l="0" t="0" r="0" b="0"/>
             <wp:docPr id="6" name="image14.png"/>
@@ -3961,7 +2893,7 @@
           <w:noProof/>
         </w:rPr>
         <w:drawing>
-          <wp:inline distT="114300" distB="114300" distL="114300" distR="114300" wp14:anchorId="3FAF9F02" wp14:editId="4F73D363">
+          <wp:inline distT="114300" distB="114300" distL="114300" distR="114300" wp14:anchorId="571C7673" wp14:editId="79F8F350">
             <wp:extent cx="5943600" cy="1536700"/>
             <wp:effectExtent l="0" t="0" r="0" b="0"/>
             <wp:docPr id="9" name="image9.png"/>
@@ -4003,7 +2935,7 @@
           <w:noProof/>
         </w:rPr>
         <w:drawing>
-          <wp:inline distT="114300" distB="114300" distL="114300" distR="114300" wp14:anchorId="298157A1" wp14:editId="620B8D15">
+          <wp:inline distT="114300" distB="114300" distL="114300" distR="114300" wp14:anchorId="5E9B4696" wp14:editId="05EFD285">
             <wp:extent cx="5943600" cy="1155700"/>
             <wp:effectExtent l="0" t="0" r="0" b="0"/>
             <wp:docPr id="13" name="image1.png"/>
@@ -4045,7 +2977,7 @@
           <w:noProof/>
         </w:rPr>
         <w:drawing>
-          <wp:inline distT="114300" distB="114300" distL="114300" distR="114300" wp14:anchorId="70305769" wp14:editId="09964FDC">
+          <wp:inline distT="114300" distB="114300" distL="114300" distR="114300" wp14:anchorId="5C6BEC9D" wp14:editId="33613AFF">
             <wp:extent cx="5943600" cy="1257300"/>
             <wp:effectExtent l="0" t="0" r="0" b="0"/>
             <wp:docPr id="18" name="image2.png"/>
@@ -4104,7 +3036,6 @@
         </w:rPr>
         <w:t xml:space="preserve"># Source: </w:t>
       </w:r>
-      <w:proofErr w:type="spellStart"/>
       <w:r>
         <w:rPr>
           <w:b/>
@@ -4114,7 +3045,6 @@
         </w:rPr>
         <w:t>ScreenShot</w:t>
       </w:r>
-      <w:proofErr w:type="spellEnd"/>
       <w:r>
         <w:rPr>
           <w:sz w:val="18"/>
@@ -4150,23 +3080,7 @@
           <w:sz w:val="18"/>
           <w:highlight w:val="lightGray"/>
         </w:rPr>
-        <w:t xml:space="preserve"> [Persons Table -&gt; ID Column: 1, </w:t>
-      </w:r>
-      <w:proofErr w:type="spellStart"/>
-      <w:r>
-        <w:rPr>
-          <w:sz w:val="18"/>
-          <w:highlight w:val="lightGray"/>
-        </w:rPr>
-        <w:t>Name_En</w:t>
-      </w:r>
-      <w:proofErr w:type="spellEnd"/>
-      <w:r>
-        <w:rPr>
-          <w:sz w:val="18"/>
-          <w:highlight w:val="lightGray"/>
-        </w:rPr>
-        <w:t xml:space="preserve"> Column: Motasem Essam] -&gt; </w:t>
+        <w:t xml:space="preserve"> [Persons Table -&gt; ID Column: 1, Name_En Column: Motasem Essam] -&gt; </w:t>
       </w:r>
       <w:r>
         <w:rPr>
@@ -4181,23 +3095,7 @@
           <w:sz w:val="18"/>
           <w:highlight w:val="lightGray"/>
         </w:rPr>
-        <w:t xml:space="preserve"> [Automation Table -&gt; ID Column: 16, </w:t>
-      </w:r>
-      <w:proofErr w:type="spellStart"/>
-      <w:r>
-        <w:rPr>
-          <w:sz w:val="18"/>
-          <w:highlight w:val="lightGray"/>
-        </w:rPr>
-        <w:t>Name_En</w:t>
-      </w:r>
-      <w:proofErr w:type="spellEnd"/>
-      <w:r>
-        <w:rPr>
-          <w:sz w:val="18"/>
-          <w:highlight w:val="lightGray"/>
-        </w:rPr>
-        <w:t xml:space="preserve"> Column: Screen Capture] -&gt; </w:t>
+        <w:t xml:space="preserve"> [Automation Table -&gt; ID Column: 16, Name_En Column: Screen Capture] -&gt; </w:t>
       </w:r>
       <w:r>
         <w:rPr>
@@ -4214,25 +3112,7 @@
           <w:sz w:val="18"/>
           <w:highlight w:val="lightGray"/>
         </w:rPr>
-        <w:t xml:space="preserve">[Operating System: Wampserver64 -&gt; </w:t>
-      </w:r>
-      <w:proofErr w:type="spellStart"/>
-      <w:r>
-        <w:rPr>
-          <w:color w:val="000000"/>
-          <w:sz w:val="18"/>
-          <w:highlight w:val="lightGray"/>
-        </w:rPr>
-        <w:t>phpmyadmin</w:t>
-      </w:r>
-      <w:proofErr w:type="spellEnd"/>
-      <w:r>
-        <w:rPr>
-          <w:color w:val="000000"/>
-          <w:sz w:val="18"/>
-          <w:highlight w:val="lightGray"/>
-        </w:rPr>
-        <w:t>]</w:t>
+        <w:t>[Operating System: Wampserver64 -&gt; phpmyadmin]</w:t>
       </w:r>
       <w:r>
         <w:rPr>
@@ -4262,9 +3142,8 @@
         <w:rPr>
           <w:noProof/>
         </w:rPr>
-        <w:lastRenderedPageBreak/>
         <w:drawing>
-          <wp:inline distT="114300" distB="114300" distL="114300" distR="114300" wp14:anchorId="66825002" wp14:editId="3044598F">
+          <wp:inline distT="114300" distB="114300" distL="114300" distR="114300" wp14:anchorId="34211B0F" wp14:editId="7517E0CB">
             <wp:extent cx="5943600" cy="3556000"/>
             <wp:effectExtent l="0" t="0" r="0" b="0"/>
             <wp:docPr id="7" name="image16.png"/>
@@ -4304,7 +3183,6 @@
       <w:r>
         <w:rPr>
           <w:rFonts w:ascii="Roboto Mono" w:eastAsia="Roboto Mono" w:hAnsi="Roboto Mono"/>
-          <w:sz w:val="24"/>
         </w:rPr>
         <w:t>SELECT @@AUTOCOMMIT;</w:t>
       </w:r>
@@ -4315,7 +3193,7 @@
           <w:noProof/>
         </w:rPr>
         <w:drawing>
-          <wp:inline distT="114300" distB="114300" distL="114300" distR="114300" wp14:anchorId="492C8DF4" wp14:editId="4D4E9CA9">
+          <wp:inline distT="114300" distB="114300" distL="114300" distR="114300" wp14:anchorId="3017BD7D" wp14:editId="19CD3410">
             <wp:extent cx="5943600" cy="2247900"/>
             <wp:effectExtent l="0" t="0" r="0" b="0"/>
             <wp:docPr id="17" name="image15.png"/>
@@ -4351,11 +3229,12 @@
         </w:drawing>
       </w:r>
     </w:p>
+    <w:p/>
     <w:sectPr>
       <w:pgSz w:w="12240" w:h="15840"/>
       <w:pgMar w:top="1440" w:right="1440" w:bottom="1440" w:left="1440" w:header="720" w:footer="720" w:gutter="0"/>
-      <w:pgNumType w:start="1"/>
       <w:cols w:space="720"/>
+      <w:docGrid w:linePitch="360"/>
     </w:sectPr>
   </w:body>
 </w:document>
@@ -4603,15 +3482,17 @@
   <w:docDefaults>
     <w:rPrDefault>
       <w:rPr>
-        <w:rFonts w:ascii="Arial" w:eastAsia="Arial" w:hAnsi="Arial" w:cs="Arial"/>
-        <w:sz w:val="22"/>
-        <w:szCs w:val="22"/>
-        <w:lang w:val="en" w:eastAsia="en-US" w:bidi="ar-SA"/>
+        <w:rFonts w:asciiTheme="minorHAnsi" w:eastAsiaTheme="minorHAnsi" w:hAnsiTheme="minorHAnsi" w:cstheme="minorBidi"/>
+        <w:kern w:val="2"/>
+        <w:sz w:val="24"/>
+        <w:szCs w:val="24"/>
+        <w:lang w:val="en-US" w:eastAsia="en-US" w:bidi="ar-SA"/>
+        <w14:ligatures w14:val="standardContextual"/>
       </w:rPr>
     </w:rPrDefault>
     <w:pPrDefault>
       <w:pPr>
-        <w:spacing w:line="276" w:lineRule="auto"/>
+        <w:spacing w:after="160" w:line="278" w:lineRule="auto"/>
       </w:pPr>
     </w:pPrDefault>
   </w:docDefaults>
@@ -5001,15 +3882,19 @@
     <w:name w:val="heading 1"/>
     <w:basedOn w:val="Normal"/>
     <w:next w:val="Normal"/>
+    <w:link w:val="Heading1Char"/>
     <w:uiPriority w:val="9"/>
     <w:qFormat/>
+    <w:rsid w:val="00C66D91"/>
     <w:pPr>
       <w:keepNext/>
       <w:keepLines/>
-      <w:spacing w:before="400" w:after="120"/>
+      <w:spacing w:before="360" w:after="80"/>
       <w:outlineLvl w:val="0"/>
     </w:pPr>
     <w:rPr>
+      <w:rFonts w:asciiTheme="majorHAnsi" w:eastAsiaTheme="majorEastAsia" w:hAnsiTheme="majorHAnsi" w:cstheme="majorBidi"/>
+      <w:color w:val="2F5496" w:themeColor="accent1" w:themeShade="BF"/>
       <w:sz w:val="40"/>
       <w:szCs w:val="40"/>
     </w:rPr>
@@ -5018,16 +3903,20 @@
     <w:name w:val="heading 2"/>
     <w:basedOn w:val="Normal"/>
     <w:next w:val="Normal"/>
+    <w:link w:val="Heading2Char"/>
     <w:uiPriority w:val="9"/>
     <w:unhideWhenUsed/>
     <w:qFormat/>
+    <w:rsid w:val="00C66D91"/>
     <w:pPr>
       <w:keepNext/>
       <w:keepLines/>
-      <w:spacing w:before="360" w:after="120"/>
+      <w:spacing w:before="160" w:after="80"/>
       <w:outlineLvl w:val="1"/>
     </w:pPr>
     <w:rPr>
+      <w:rFonts w:asciiTheme="majorHAnsi" w:eastAsiaTheme="majorEastAsia" w:hAnsiTheme="majorHAnsi" w:cstheme="majorBidi"/>
+      <w:color w:val="2F5496" w:themeColor="accent1" w:themeShade="BF"/>
       <w:sz w:val="32"/>
       <w:szCs w:val="32"/>
     </w:rPr>
@@ -5036,17 +3925,20 @@
     <w:name w:val="heading 3"/>
     <w:basedOn w:val="Normal"/>
     <w:next w:val="Normal"/>
+    <w:link w:val="Heading3Char"/>
     <w:uiPriority w:val="9"/>
     <w:unhideWhenUsed/>
     <w:qFormat/>
+    <w:rsid w:val="00C66D91"/>
     <w:pPr>
       <w:keepNext/>
       <w:keepLines/>
-      <w:spacing w:before="320" w:after="80"/>
+      <w:spacing w:before="160" w:after="80"/>
       <w:outlineLvl w:val="2"/>
     </w:pPr>
     <w:rPr>
-      <w:color w:val="434343"/>
+      <w:rFonts w:eastAsiaTheme="majorEastAsia" w:cstheme="majorBidi"/>
+      <w:color w:val="2F5496" w:themeColor="accent1" w:themeShade="BF"/>
       <w:sz w:val="28"/>
       <w:szCs w:val="28"/>
     </w:rPr>
@@ -5055,58 +3947,132 @@
     <w:name w:val="heading 4"/>
     <w:basedOn w:val="Normal"/>
     <w:next w:val="Normal"/>
+    <w:link w:val="Heading4Char"/>
     <w:uiPriority w:val="9"/>
     <w:semiHidden/>
     <w:unhideWhenUsed/>
     <w:qFormat/>
+    <w:rsid w:val="00C66D91"/>
     <w:pPr>
       <w:keepNext/>
       <w:keepLines/>
-      <w:spacing w:before="280" w:after="80"/>
+      <w:spacing w:before="80" w:after="40"/>
       <w:outlineLvl w:val="3"/>
     </w:pPr>
     <w:rPr>
-      <w:color w:val="666666"/>
-      <w:sz w:val="24"/>
-      <w:szCs w:val="24"/>
+      <w:rFonts w:eastAsiaTheme="majorEastAsia" w:cstheme="majorBidi"/>
+      <w:i/>
+      <w:iCs/>
+      <w:color w:val="2F5496" w:themeColor="accent1" w:themeShade="BF"/>
     </w:rPr>
   </w:style>
   <w:style w:type="paragraph" w:styleId="Heading5">
     <w:name w:val="heading 5"/>
     <w:basedOn w:val="Normal"/>
     <w:next w:val="Normal"/>
+    <w:link w:val="Heading5Char"/>
     <w:uiPriority w:val="9"/>
     <w:semiHidden/>
     <w:unhideWhenUsed/>
     <w:qFormat/>
+    <w:rsid w:val="00C66D91"/>
     <w:pPr>
       <w:keepNext/>
       <w:keepLines/>
-      <w:spacing w:before="240" w:after="80"/>
+      <w:spacing w:before="80" w:after="40"/>
       <w:outlineLvl w:val="4"/>
     </w:pPr>
     <w:rPr>
-      <w:color w:val="666666"/>
+      <w:rFonts w:eastAsiaTheme="majorEastAsia" w:cstheme="majorBidi"/>
+      <w:color w:val="2F5496" w:themeColor="accent1" w:themeShade="BF"/>
     </w:rPr>
   </w:style>
   <w:style w:type="paragraph" w:styleId="Heading6">
     <w:name w:val="heading 6"/>
     <w:basedOn w:val="Normal"/>
     <w:next w:val="Normal"/>
+    <w:link w:val="Heading6Char"/>
     <w:uiPriority w:val="9"/>
     <w:semiHidden/>
     <w:unhideWhenUsed/>
     <w:qFormat/>
+    <w:rsid w:val="00C66D91"/>
     <w:pPr>
       <w:keepNext/>
       <w:keepLines/>
-      <w:spacing w:before="240" w:after="80"/>
+      <w:spacing w:before="40" w:after="0"/>
       <w:outlineLvl w:val="5"/>
     </w:pPr>
     <w:rPr>
+      <w:rFonts w:eastAsiaTheme="majorEastAsia" w:cstheme="majorBidi"/>
       <w:i/>
       <w:iCs/>
-      <w:color w:val="666666"/>
+      <w:color w:val="595959" w:themeColor="text1" w:themeTint="A6"/>
+    </w:rPr>
+  </w:style>
+  <w:style w:type="paragraph" w:styleId="Heading7">
+    <w:name w:val="heading 7"/>
+    <w:basedOn w:val="Normal"/>
+    <w:next w:val="Normal"/>
+    <w:link w:val="Heading7Char"/>
+    <w:uiPriority w:val="9"/>
+    <w:semiHidden/>
+    <w:unhideWhenUsed/>
+    <w:qFormat/>
+    <w:rsid w:val="00C66D91"/>
+    <w:pPr>
+      <w:keepNext/>
+      <w:keepLines/>
+      <w:spacing w:before="40" w:after="0"/>
+      <w:outlineLvl w:val="6"/>
+    </w:pPr>
+    <w:rPr>
+      <w:rFonts w:eastAsiaTheme="majorEastAsia" w:cstheme="majorBidi"/>
+      <w:color w:val="595959" w:themeColor="text1" w:themeTint="A6"/>
+    </w:rPr>
+  </w:style>
+  <w:style w:type="paragraph" w:styleId="Heading8">
+    <w:name w:val="heading 8"/>
+    <w:basedOn w:val="Normal"/>
+    <w:next w:val="Normal"/>
+    <w:link w:val="Heading8Char"/>
+    <w:uiPriority w:val="9"/>
+    <w:semiHidden/>
+    <w:unhideWhenUsed/>
+    <w:qFormat/>
+    <w:rsid w:val="00C66D91"/>
+    <w:pPr>
+      <w:keepNext/>
+      <w:keepLines/>
+      <w:spacing w:after="0"/>
+      <w:outlineLvl w:val="7"/>
+    </w:pPr>
+    <w:rPr>
+      <w:rFonts w:eastAsiaTheme="majorEastAsia" w:cstheme="majorBidi"/>
+      <w:i/>
+      <w:iCs/>
+      <w:color w:val="272727" w:themeColor="text1" w:themeTint="D8"/>
+    </w:rPr>
+  </w:style>
+  <w:style w:type="paragraph" w:styleId="Heading9">
+    <w:name w:val="heading 9"/>
+    <w:basedOn w:val="Normal"/>
+    <w:next w:val="Normal"/>
+    <w:link w:val="Heading9Char"/>
+    <w:uiPriority w:val="9"/>
+    <w:semiHidden/>
+    <w:unhideWhenUsed/>
+    <w:qFormat/>
+    <w:rsid w:val="00C66D91"/>
+    <w:pPr>
+      <w:keepNext/>
+      <w:keepLines/>
+      <w:spacing w:after="0"/>
+      <w:outlineLvl w:val="8"/>
+    </w:pPr>
+    <w:rPr>
+      <w:rFonts w:eastAsiaTheme="majorEastAsia" w:cstheme="majorBidi"/>
+      <w:color w:val="272727" w:themeColor="text1" w:themeTint="D8"/>
     </w:rPr>
   </w:style>
   <w:style w:type="character" w:default="1" w:styleId="DefaultParagraphFont">
@@ -5136,63 +4102,295 @@
     <w:semiHidden/>
     <w:unhideWhenUsed/>
   </w:style>
-  <w:style w:type="table" w:customStyle="1" w:styleId="TableNormal0">
-    <w:name w:val="TableNormal"/>
-    <w:tblPr>
-      <w:tblCellMar>
-        <w:top w:w="100" w:type="dxa"/>
-        <w:left w:w="100" w:type="dxa"/>
-        <w:bottom w:w="100" w:type="dxa"/>
-        <w:right w:w="100" w:type="dxa"/>
-      </w:tblCellMar>
-    </w:tblPr>
+  <w:style w:type="character" w:customStyle="1" w:styleId="Heading1Char">
+    <w:name w:val="Heading 1 Char"/>
+    <w:basedOn w:val="DefaultParagraphFont"/>
+    <w:link w:val="Heading1"/>
+    <w:uiPriority w:val="9"/>
+    <w:rsid w:val="00C66D91"/>
+    <w:rPr>
+      <w:rFonts w:asciiTheme="majorHAnsi" w:eastAsiaTheme="majorEastAsia" w:hAnsiTheme="majorHAnsi" w:cstheme="majorBidi"/>
+      <w:color w:val="2F5496" w:themeColor="accent1" w:themeShade="BF"/>
+      <w:sz w:val="40"/>
+      <w:szCs w:val="40"/>
+    </w:rPr>
+  </w:style>
+  <w:style w:type="character" w:customStyle="1" w:styleId="Heading2Char">
+    <w:name w:val="Heading 2 Char"/>
+    <w:basedOn w:val="DefaultParagraphFont"/>
+    <w:link w:val="Heading2"/>
+    <w:uiPriority w:val="9"/>
+    <w:semiHidden/>
+    <w:rsid w:val="00C66D91"/>
+    <w:rPr>
+      <w:rFonts w:asciiTheme="majorHAnsi" w:eastAsiaTheme="majorEastAsia" w:hAnsiTheme="majorHAnsi" w:cstheme="majorBidi"/>
+      <w:color w:val="2F5496" w:themeColor="accent1" w:themeShade="BF"/>
+      <w:sz w:val="32"/>
+      <w:szCs w:val="32"/>
+    </w:rPr>
+  </w:style>
+  <w:style w:type="character" w:customStyle="1" w:styleId="Heading3Char">
+    <w:name w:val="Heading 3 Char"/>
+    <w:basedOn w:val="DefaultParagraphFont"/>
+    <w:link w:val="Heading3"/>
+    <w:uiPriority w:val="9"/>
+    <w:semiHidden/>
+    <w:rsid w:val="00C66D91"/>
+    <w:rPr>
+      <w:rFonts w:eastAsiaTheme="majorEastAsia" w:cstheme="majorBidi"/>
+      <w:color w:val="2F5496" w:themeColor="accent1" w:themeShade="BF"/>
+      <w:sz w:val="28"/>
+      <w:szCs w:val="28"/>
+    </w:rPr>
+  </w:style>
+  <w:style w:type="character" w:customStyle="1" w:styleId="Heading4Char">
+    <w:name w:val="Heading 4 Char"/>
+    <w:basedOn w:val="DefaultParagraphFont"/>
+    <w:link w:val="Heading4"/>
+    <w:uiPriority w:val="9"/>
+    <w:semiHidden/>
+    <w:rsid w:val="00C66D91"/>
+    <w:rPr>
+      <w:rFonts w:eastAsiaTheme="majorEastAsia" w:cstheme="majorBidi"/>
+      <w:i/>
+      <w:iCs/>
+      <w:color w:val="2F5496" w:themeColor="accent1" w:themeShade="BF"/>
+    </w:rPr>
+  </w:style>
+  <w:style w:type="character" w:customStyle="1" w:styleId="Heading5Char">
+    <w:name w:val="Heading 5 Char"/>
+    <w:basedOn w:val="DefaultParagraphFont"/>
+    <w:link w:val="Heading5"/>
+    <w:uiPriority w:val="9"/>
+    <w:semiHidden/>
+    <w:rsid w:val="00C66D91"/>
+    <w:rPr>
+      <w:rFonts w:eastAsiaTheme="majorEastAsia" w:cstheme="majorBidi"/>
+      <w:color w:val="2F5496" w:themeColor="accent1" w:themeShade="BF"/>
+    </w:rPr>
+  </w:style>
+  <w:style w:type="character" w:customStyle="1" w:styleId="Heading6Char">
+    <w:name w:val="Heading 6 Char"/>
+    <w:basedOn w:val="DefaultParagraphFont"/>
+    <w:link w:val="Heading6"/>
+    <w:uiPriority w:val="9"/>
+    <w:semiHidden/>
+    <w:rsid w:val="00C66D91"/>
+    <w:rPr>
+      <w:rFonts w:eastAsiaTheme="majorEastAsia" w:cstheme="majorBidi"/>
+      <w:i/>
+      <w:iCs/>
+      <w:color w:val="595959" w:themeColor="text1" w:themeTint="A6"/>
+    </w:rPr>
+  </w:style>
+  <w:style w:type="character" w:customStyle="1" w:styleId="Heading7Char">
+    <w:name w:val="Heading 7 Char"/>
+    <w:basedOn w:val="DefaultParagraphFont"/>
+    <w:link w:val="Heading7"/>
+    <w:uiPriority w:val="9"/>
+    <w:semiHidden/>
+    <w:rsid w:val="00C66D91"/>
+    <w:rPr>
+      <w:rFonts w:eastAsiaTheme="majorEastAsia" w:cstheme="majorBidi"/>
+      <w:color w:val="595959" w:themeColor="text1" w:themeTint="A6"/>
+    </w:rPr>
+  </w:style>
+  <w:style w:type="character" w:customStyle="1" w:styleId="Heading8Char">
+    <w:name w:val="Heading 8 Char"/>
+    <w:basedOn w:val="DefaultParagraphFont"/>
+    <w:link w:val="Heading8"/>
+    <w:uiPriority w:val="9"/>
+    <w:semiHidden/>
+    <w:rsid w:val="00C66D91"/>
+    <w:rPr>
+      <w:rFonts w:eastAsiaTheme="majorEastAsia" w:cstheme="majorBidi"/>
+      <w:i/>
+      <w:iCs/>
+      <w:color w:val="272727" w:themeColor="text1" w:themeTint="D8"/>
+    </w:rPr>
+  </w:style>
+  <w:style w:type="character" w:customStyle="1" w:styleId="Heading9Char">
+    <w:name w:val="Heading 9 Char"/>
+    <w:basedOn w:val="DefaultParagraphFont"/>
+    <w:link w:val="Heading9"/>
+    <w:uiPriority w:val="9"/>
+    <w:semiHidden/>
+    <w:rsid w:val="00C66D91"/>
+    <w:rPr>
+      <w:rFonts w:eastAsiaTheme="majorEastAsia" w:cstheme="majorBidi"/>
+      <w:color w:val="272727" w:themeColor="text1" w:themeTint="D8"/>
+    </w:rPr>
   </w:style>
   <w:style w:type="paragraph" w:styleId="Title">
     <w:name w:val="Title"/>
     <w:basedOn w:val="Normal"/>
     <w:next w:val="Normal"/>
+    <w:link w:val="TitleChar"/>
     <w:uiPriority w:val="10"/>
     <w:qFormat/>
+    <w:rsid w:val="00C66D91"/>
     <w:pPr>
-      <w:keepNext/>
-      <w:keepLines/>
-      <w:spacing w:after="60"/>
+      <w:spacing w:after="80" w:line="240" w:lineRule="auto"/>
+      <w:contextualSpacing/>
     </w:pPr>
     <w:rPr>
-      <w:sz w:val="52"/>
-      <w:szCs w:val="52"/>
+      <w:rFonts w:asciiTheme="majorHAnsi" w:eastAsiaTheme="majorEastAsia" w:hAnsiTheme="majorHAnsi" w:cstheme="majorBidi"/>
+      <w:spacing w:val="-10"/>
+      <w:kern w:val="28"/>
+      <w:sz w:val="56"/>
+      <w:szCs w:val="56"/>
+    </w:rPr>
+  </w:style>
+  <w:style w:type="character" w:customStyle="1" w:styleId="TitleChar">
+    <w:name w:val="Title Char"/>
+    <w:basedOn w:val="DefaultParagraphFont"/>
+    <w:link w:val="Title"/>
+    <w:uiPriority w:val="10"/>
+    <w:rsid w:val="00C66D91"/>
+    <w:rPr>
+      <w:rFonts w:asciiTheme="majorHAnsi" w:eastAsiaTheme="majorEastAsia" w:hAnsiTheme="majorHAnsi" w:cstheme="majorBidi"/>
+      <w:spacing w:val="-10"/>
+      <w:kern w:val="28"/>
+      <w:sz w:val="56"/>
+      <w:szCs w:val="56"/>
     </w:rPr>
   </w:style>
   <w:style w:type="paragraph" w:styleId="Subtitle">
     <w:name w:val="Subtitle"/>
     <w:basedOn w:val="Normal"/>
     <w:next w:val="Normal"/>
+    <w:link w:val="SubtitleChar"/>
     <w:uiPriority w:val="11"/>
     <w:qFormat/>
+    <w:rsid w:val="00C66D91"/>
     <w:pPr>
-      <w:keepNext/>
-      <w:keepLines/>
-      <w:spacing w:after="320"/>
+      <w:numPr>
+        <w:ilvl w:val="1"/>
+      </w:numPr>
     </w:pPr>
     <w:rPr>
-      <w:color w:val="666666"/>
-      <w:sz w:val="30"/>
-      <w:szCs w:val="30"/>
+      <w:rFonts w:eastAsiaTheme="majorEastAsia" w:cstheme="majorBidi"/>
+      <w:color w:val="595959" w:themeColor="text1" w:themeTint="A6"/>
+      <w:spacing w:val="15"/>
+      <w:sz w:val="28"/>
+      <w:szCs w:val="28"/>
     </w:rPr>
   </w:style>
-  <w:style w:type="table" w:customStyle="1" w:styleId="a">
-    <w:basedOn w:val="TableNormal0"/>
-    <w:tblPr>
-      <w:tblStyleRowBandSize w:val="1"/>
-      <w:tblStyleColBandSize w:val="1"/>
-    </w:tblPr>
+  <w:style w:type="character" w:customStyle="1" w:styleId="SubtitleChar">
+    <w:name w:val="Subtitle Char"/>
+    <w:basedOn w:val="DefaultParagraphFont"/>
+    <w:link w:val="Subtitle"/>
+    <w:uiPriority w:val="11"/>
+    <w:rsid w:val="00C66D91"/>
+    <w:rPr>
+      <w:rFonts w:eastAsiaTheme="majorEastAsia" w:cstheme="majorBidi"/>
+      <w:color w:val="595959" w:themeColor="text1" w:themeTint="A6"/>
+      <w:spacing w:val="15"/>
+      <w:sz w:val="28"/>
+      <w:szCs w:val="28"/>
+    </w:rPr>
   </w:style>
-  <w:style w:type="table" w:customStyle="1" w:styleId="a0">
-    <w:basedOn w:val="TableNormal0"/>
-    <w:tblPr>
-      <w:tblStyleRowBandSize w:val="1"/>
-      <w:tblStyleColBandSize w:val="1"/>
-    </w:tblPr>
+  <w:style w:type="paragraph" w:styleId="Quote">
+    <w:name w:val="Quote"/>
+    <w:basedOn w:val="Normal"/>
+    <w:next w:val="Normal"/>
+    <w:link w:val="QuoteChar"/>
+    <w:uiPriority w:val="29"/>
+    <w:qFormat/>
+    <w:rsid w:val="00C66D91"/>
+    <w:pPr>
+      <w:spacing w:before="160"/>
+      <w:jc w:val="center"/>
+    </w:pPr>
+    <w:rPr>
+      <w:i/>
+      <w:iCs/>
+      <w:color w:val="404040" w:themeColor="text1" w:themeTint="BF"/>
+    </w:rPr>
+  </w:style>
+  <w:style w:type="character" w:customStyle="1" w:styleId="QuoteChar">
+    <w:name w:val="Quote Char"/>
+    <w:basedOn w:val="DefaultParagraphFont"/>
+    <w:link w:val="Quote"/>
+    <w:uiPriority w:val="29"/>
+    <w:rsid w:val="00C66D91"/>
+    <w:rPr>
+      <w:i/>
+      <w:iCs/>
+      <w:color w:val="404040" w:themeColor="text1" w:themeTint="BF"/>
+    </w:rPr>
+  </w:style>
+  <w:style w:type="paragraph" w:styleId="ListParagraph">
+    <w:name w:val="List Paragraph"/>
+    <w:basedOn w:val="Normal"/>
+    <w:uiPriority w:val="34"/>
+    <w:qFormat/>
+    <w:rsid w:val="00C66D91"/>
+    <w:pPr>
+      <w:ind w:left="720"/>
+      <w:contextualSpacing/>
+    </w:pPr>
+  </w:style>
+  <w:style w:type="character" w:styleId="IntenseEmphasis">
+    <w:name w:val="Intense Emphasis"/>
+    <w:basedOn w:val="DefaultParagraphFont"/>
+    <w:uiPriority w:val="21"/>
+    <w:qFormat/>
+    <w:rsid w:val="00C66D91"/>
+    <w:rPr>
+      <w:i/>
+      <w:iCs/>
+      <w:color w:val="2F5496" w:themeColor="accent1" w:themeShade="BF"/>
+    </w:rPr>
+  </w:style>
+  <w:style w:type="paragraph" w:styleId="IntenseQuote">
+    <w:name w:val="Intense Quote"/>
+    <w:basedOn w:val="Normal"/>
+    <w:next w:val="Normal"/>
+    <w:link w:val="IntenseQuoteChar"/>
+    <w:uiPriority w:val="30"/>
+    <w:qFormat/>
+    <w:rsid w:val="00C66D91"/>
+    <w:pPr>
+      <w:pBdr>
+        <w:top w:val="single" w:sz="4" w:space="10" w:color="2F5496" w:themeColor="accent1" w:themeShade="BF"/>
+        <w:bottom w:val="single" w:sz="4" w:space="10" w:color="2F5496" w:themeColor="accent1" w:themeShade="BF"/>
+      </w:pBdr>
+      <w:spacing w:before="360" w:after="360"/>
+      <w:ind w:left="864" w:right="864"/>
+      <w:jc w:val="center"/>
+    </w:pPr>
+    <w:rPr>
+      <w:i/>
+      <w:iCs/>
+      <w:color w:val="2F5496" w:themeColor="accent1" w:themeShade="BF"/>
+    </w:rPr>
+  </w:style>
+  <w:style w:type="character" w:customStyle="1" w:styleId="IntenseQuoteChar">
+    <w:name w:val="Intense Quote Char"/>
+    <w:basedOn w:val="DefaultParagraphFont"/>
+    <w:link w:val="IntenseQuote"/>
+    <w:uiPriority w:val="30"/>
+    <w:rsid w:val="00C66D91"/>
+    <w:rPr>
+      <w:i/>
+      <w:iCs/>
+      <w:color w:val="2F5496" w:themeColor="accent1" w:themeShade="BF"/>
+    </w:rPr>
+  </w:style>
+  <w:style w:type="character" w:styleId="IntenseReference">
+    <w:name w:val="Intense Reference"/>
+    <w:basedOn w:val="DefaultParagraphFont"/>
+    <w:uiPriority w:val="32"/>
+    <w:qFormat/>
+    <w:rsid w:val="00C66D91"/>
+    <w:rPr>
+      <w:b/>
+      <w:bCs/>
+      <w:smallCaps/>
+      <w:color w:val="2F5496" w:themeColor="accent1" w:themeShade="BF"/>
+      <w:spacing w:val="5"/>
+    </w:rPr>
   </w:style>
 </w:styles>
 </file>
@@ -5208,44 +4406,44 @@
         <a:sysClr val="window" lastClr="FFFFFF"/>
       </a:lt1>
       <a:dk2>
-        <a:srgbClr val="1F497D"/>
+        <a:srgbClr val="44546A"/>
       </a:dk2>
       <a:lt2>
-        <a:srgbClr val="EEECE1"/>
+        <a:srgbClr val="E7E6E6"/>
       </a:lt2>
       <a:accent1>
-        <a:srgbClr val="4F81BD"/>
+        <a:srgbClr val="4472C4"/>
       </a:accent1>
       <a:accent2>
-        <a:srgbClr val="C0504D"/>
+        <a:srgbClr val="ED7D31"/>
       </a:accent2>
       <a:accent3>
-        <a:srgbClr val="9BBB59"/>
+        <a:srgbClr val="A5A5A5"/>
       </a:accent3>
       <a:accent4>
-        <a:srgbClr val="8064A2"/>
+        <a:srgbClr val="FFC000"/>
       </a:accent4>
       <a:accent5>
-        <a:srgbClr val="4BACC6"/>
+        <a:srgbClr val="5B9BD5"/>
       </a:accent5>
       <a:accent6>
-        <a:srgbClr val="F79646"/>
+        <a:srgbClr val="70AD47"/>
       </a:accent6>
       <a:hlink>
-        <a:srgbClr val="0000FF"/>
+        <a:srgbClr val="0563C1"/>
       </a:hlink>
       <a:folHlink>
-        <a:srgbClr val="800080"/>
+        <a:srgbClr val="954F72"/>
       </a:folHlink>
     </a:clrScheme>
     <a:fontScheme name="Office">
       <a:majorFont>
-        <a:latin typeface="Calibri"/>
+        <a:latin typeface="Calibri Light" panose="020F0302020204030204"/>
         <a:ea typeface=""/>
         <a:cs typeface=""/>
-        <a:font script="Jpan" typeface="ＭＳ ゴシック"/>
+        <a:font script="Jpan" typeface="游ゴシック Light"/>
         <a:font script="Hang" typeface="맑은 고딕"/>
-        <a:font script="Hans" typeface="宋体"/>
+        <a:font script="Hans" typeface="等线 Light"/>
         <a:font script="Hant" typeface="新細明體"/>
         <a:font script="Arab" typeface="Times New Roman"/>
         <a:font script="Hebr" typeface="Times New Roman"/>
@@ -5273,14 +4471,31 @@
         <a:font script="Viet" typeface="Times New Roman"/>
         <a:font script="Uigh" typeface="Microsoft Uighur"/>
         <a:font script="Geor" typeface="Sylfaen"/>
+        <a:font script="Armn" typeface="Arial"/>
+        <a:font script="Bugi" typeface="Leelawadee UI"/>
+        <a:font script="Bopo" typeface="Microsoft JhengHei"/>
+        <a:font script="Java" typeface="Javanese Text"/>
+        <a:font script="Lisu" typeface="Segoe UI"/>
+        <a:font script="Mymr" typeface="Myanmar Text"/>
+        <a:font script="Nkoo" typeface="Ebrima"/>
+        <a:font script="Olck" typeface="Nirmala UI"/>
+        <a:font script="Osma" typeface="Ebrima"/>
+        <a:font script="Phag" typeface="Phagspa"/>
+        <a:font script="Syrn" typeface="Estrangelo Edessa"/>
+        <a:font script="Syrj" typeface="Estrangelo Edessa"/>
+        <a:font script="Syre" typeface="Estrangelo Edessa"/>
+        <a:font script="Sora" typeface="Nirmala UI"/>
+        <a:font script="Tale" typeface="Microsoft Tai Le"/>
+        <a:font script="Talu" typeface="Microsoft New Tai Lue"/>
+        <a:font script="Tfng" typeface="Ebrima"/>
       </a:majorFont>
       <a:minorFont>
-        <a:latin typeface="Cambria"/>
+        <a:latin typeface="Calibri" panose="020F0502020204030204"/>
         <a:ea typeface=""/>
         <a:cs typeface=""/>
-        <a:font script="Jpan" typeface="ＭＳ 明朝"/>
+        <a:font script="Jpan" typeface="游ゴシック"/>
         <a:font script="Hang" typeface="맑은 고딕"/>
-        <a:font script="Hans" typeface="宋体"/>
+        <a:font script="Hans" typeface="等线"/>
         <a:font script="Hant" typeface="新細明體"/>
         <a:font script="Arab" typeface="Arial"/>
         <a:font script="Hebr" typeface="Arial"/>
@@ -5308,6 +4523,23 @@
         <a:font script="Viet" typeface="Arial"/>
         <a:font script="Uigh" typeface="Microsoft Uighur"/>
         <a:font script="Geor" typeface="Sylfaen"/>
+        <a:font script="Armn" typeface="Arial"/>
+        <a:font script="Bugi" typeface="Leelawadee UI"/>
+        <a:font script="Bopo" typeface="Microsoft JhengHei"/>
+        <a:font script="Java" typeface="Javanese Text"/>
+        <a:font script="Lisu" typeface="Segoe UI"/>
+        <a:font script="Mymr" typeface="Myanmar Text"/>
+        <a:font script="Nkoo" typeface="Ebrima"/>
+        <a:font script="Olck" typeface="Nirmala UI"/>
+        <a:font script="Osma" typeface="Ebrima"/>
+        <a:font script="Phag" typeface="Phagspa"/>
+        <a:font script="Syrn" typeface="Estrangelo Edessa"/>
+        <a:font script="Syrj" typeface="Estrangelo Edessa"/>
+        <a:font script="Syre" typeface="Estrangelo Edessa"/>
+        <a:font script="Sora" typeface="Nirmala UI"/>
+        <a:font script="Tale" typeface="Microsoft Tai Le"/>
+        <a:font script="Talu" typeface="Microsoft New Tai Lue"/>
+        <a:font script="Tfng" typeface="Ebrima"/>
       </a:minorFont>
     </a:fontScheme>
     <a:fmtScheme name="Office">
@@ -5319,200 +4551,141 @@
           <a:gsLst>
             <a:gs pos="0">
               <a:schemeClr val="phClr">
-                <a:tint val="50000"/>
-                <a:satMod val="300000"/>
+                <a:lumMod val="110000"/>
+                <a:satMod val="105000"/>
+                <a:tint val="67000"/>
               </a:schemeClr>
             </a:gs>
-            <a:gs pos="35000">
+            <a:gs pos="50000">
               <a:schemeClr val="phClr">
-                <a:tint val="37000"/>
-                <a:satMod val="300000"/>
+                <a:lumMod val="105000"/>
+                <a:satMod val="103000"/>
+                <a:tint val="73000"/>
               </a:schemeClr>
             </a:gs>
             <a:gs pos="100000">
               <a:schemeClr val="phClr">
-                <a:tint val="15000"/>
-                <a:satMod val="350000"/>
+                <a:lumMod val="105000"/>
+                <a:satMod val="109000"/>
+                <a:tint val="81000"/>
               </a:schemeClr>
             </a:gs>
           </a:gsLst>
-          <a:lin ang="16200000" scaled="1"/>
+          <a:lin ang="5400000" scaled="0"/>
         </a:gradFill>
         <a:gradFill rotWithShape="1">
           <a:gsLst>
             <a:gs pos="0">
               <a:schemeClr val="phClr">
-                <a:tint val="100000"/>
+                <a:satMod val="103000"/>
+                <a:lumMod val="102000"/>
+                <a:tint val="94000"/>
+              </a:schemeClr>
+            </a:gs>
+            <a:gs pos="50000">
+              <a:schemeClr val="phClr">
+                <a:satMod val="110000"/>
+                <a:lumMod val="100000"/>
                 <a:shade val="100000"/>
-                <a:satMod val="130000"/>
               </a:schemeClr>
             </a:gs>
             <a:gs pos="100000">
               <a:schemeClr val="phClr">
-                <a:tint val="50000"/>
-                <a:shade val="100000"/>
-                <a:satMod val="350000"/>
+                <a:lumMod val="99000"/>
+                <a:satMod val="120000"/>
+                <a:shade val="78000"/>
               </a:schemeClr>
             </a:gs>
           </a:gsLst>
-          <a:lin ang="16200000" scaled="0"/>
+          <a:lin ang="5400000" scaled="0"/>
         </a:gradFill>
       </a:fillStyleLst>
       <a:lnStyleLst>
-        <a:ln w="9525" cap="flat" cmpd="sng" algn="ctr">
-          <a:solidFill>
-            <a:schemeClr val="phClr">
-              <a:shade val="95000"/>
-              <a:satMod val="105000"/>
-            </a:schemeClr>
-          </a:solidFill>
-          <a:prstDash val="solid"/>
-        </a:ln>
-        <a:ln w="25400" cap="flat" cmpd="sng" algn="ctr">
+        <a:ln w="6350" cap="flat" cmpd="sng" algn="ctr">
           <a:solidFill>
             <a:schemeClr val="phClr"/>
           </a:solidFill>
           <a:prstDash val="solid"/>
+          <a:miter lim="800000"/>
         </a:ln>
-        <a:ln w="38100" cap="flat" cmpd="sng" algn="ctr">
+        <a:ln w="12700" cap="flat" cmpd="sng" algn="ctr">
           <a:solidFill>
             <a:schemeClr val="phClr"/>
           </a:solidFill>
           <a:prstDash val="solid"/>
+          <a:miter lim="800000"/>
+        </a:ln>
+        <a:ln w="19050" cap="flat" cmpd="sng" algn="ctr">
+          <a:solidFill>
+            <a:schemeClr val="phClr"/>
+          </a:solidFill>
+          <a:prstDash val="solid"/>
+          <a:miter lim="800000"/>
         </a:ln>
       </a:lnStyleLst>
       <a:effectStyleLst>
         <a:effectStyle>
+          <a:effectLst/>
+        </a:effectStyle>
+        <a:effectStyle>
+          <a:effectLst/>
+        </a:effectStyle>
+        <a:effectStyle>
           <a:effectLst>
-            <a:outerShdw blurRad="40000" dist="20000" dir="5400000" rotWithShape="0">
+            <a:outerShdw blurRad="57150" dist="19050" dir="5400000" algn="ctr" rotWithShape="0">
               <a:srgbClr val="000000">
-                <a:alpha val="38000"/>
+                <a:alpha val="63000"/>
               </a:srgbClr>
             </a:outerShdw>
           </a:effectLst>
-        </a:effectStyle>
-        <a:effectStyle>
-          <a:effectLst>
-            <a:outerShdw blurRad="40000" dist="23000" dir="5400000" rotWithShape="0">
-              <a:srgbClr val="000000">
-                <a:alpha val="35000"/>
-              </a:srgbClr>
-            </a:outerShdw>
-          </a:effectLst>
-        </a:effectStyle>
-        <a:effectStyle>
-          <a:effectLst>
-            <a:outerShdw blurRad="40000" dist="23000" dir="5400000" rotWithShape="0">
-              <a:srgbClr val="000000">
-                <a:alpha val="35000"/>
-              </a:srgbClr>
-            </a:outerShdw>
-          </a:effectLst>
-          <a:scene3d>
-            <a:camera prst="orthographicFront">
-              <a:rot lat="0" lon="0" rev="0"/>
-            </a:camera>
-            <a:lightRig rig="threePt" dir="t">
-              <a:rot lat="0" lon="0" rev="1200000"/>
-            </a:lightRig>
-          </a:scene3d>
-          <a:sp3d>
-            <a:bevelT w="63500" h="25400"/>
-          </a:sp3d>
         </a:effectStyle>
       </a:effectStyleLst>
       <a:bgFillStyleLst>
         <a:solidFill>
           <a:schemeClr val="phClr"/>
         </a:solidFill>
+        <a:solidFill>
+          <a:schemeClr val="phClr">
+            <a:tint val="95000"/>
+            <a:satMod val="170000"/>
+          </a:schemeClr>
+        </a:solidFill>
         <a:gradFill rotWithShape="1">
           <a:gsLst>
             <a:gs pos="0">
               <a:schemeClr val="phClr">
-                <a:tint val="40000"/>
-                <a:satMod val="350000"/>
+                <a:tint val="93000"/>
+                <a:satMod val="150000"/>
+                <a:shade val="98000"/>
+                <a:lumMod val="102000"/>
               </a:schemeClr>
             </a:gs>
-            <a:gs pos="40000">
+            <a:gs pos="50000">
               <a:schemeClr val="phClr">
-                <a:tint val="45000"/>
-                <a:shade val="99000"/>
-                <a:satMod val="350000"/>
+                <a:tint val="98000"/>
+                <a:satMod val="130000"/>
+                <a:shade val="90000"/>
+                <a:lumMod val="103000"/>
               </a:schemeClr>
             </a:gs>
             <a:gs pos="100000">
               <a:schemeClr val="phClr">
-                <a:shade val="20000"/>
-                <a:satMod val="255000"/>
+                <a:shade val="63000"/>
+                <a:satMod val="120000"/>
               </a:schemeClr>
             </a:gs>
           </a:gsLst>
-          <a:path path="circle">
-            <a:fillToRect l="50000" t="-80000" r="50000" b="180000"/>
-          </a:path>
-        </a:gradFill>
-        <a:gradFill rotWithShape="1">
-          <a:gsLst>
-            <a:gs pos="0">
-              <a:schemeClr val="phClr">
-                <a:tint val="80000"/>
-                <a:satMod val="300000"/>
-              </a:schemeClr>
-            </a:gs>
-            <a:gs pos="100000">
-              <a:schemeClr val="phClr">
-                <a:shade val="30000"/>
-                <a:satMod val="200000"/>
-              </a:schemeClr>
-            </a:gs>
-          </a:gsLst>
-          <a:path path="circle">
-            <a:fillToRect l="50000" t="50000" r="50000" b="50000"/>
-          </a:path>
+          <a:lin ang="5400000" scaled="0"/>
         </a:gradFill>
       </a:bgFillStyleLst>
     </a:fmtScheme>
   </a:themeElements>
-  <a:objectDefaults>
-    <a:spDef>
-      <a:spPr/>
-      <a:bodyPr/>
-      <a:lstStyle/>
-      <a:style>
-        <a:lnRef idx="1">
-          <a:schemeClr val="accent1"/>
-        </a:lnRef>
-        <a:fillRef idx="3">
-          <a:schemeClr val="accent1"/>
-        </a:fillRef>
-        <a:effectRef idx="2">
-          <a:schemeClr val="accent1"/>
-        </a:effectRef>
-        <a:fontRef idx="minor">
-          <a:schemeClr val="lt1"/>
-        </a:fontRef>
-      </a:style>
-    </a:spDef>
-    <a:lnDef>
-      <a:spPr/>
-      <a:bodyPr/>
-      <a:lstStyle/>
-      <a:style>
-        <a:lnRef idx="2">
-          <a:schemeClr val="accent1"/>
-        </a:lnRef>
-        <a:fillRef idx="0">
-          <a:schemeClr val="accent1"/>
-        </a:fillRef>
-        <a:effectRef idx="1">
-          <a:schemeClr val="accent1"/>
-        </a:effectRef>
-        <a:fontRef idx="minor">
-          <a:schemeClr val="tx1"/>
-        </a:fontRef>
-      </a:style>
-    </a:lnDef>
-  </a:objectDefaults>
+  <a:objectDefaults/>
   <a:extraClrSchemeLst/>
+  <a:extLst>
+    <a:ext uri="{05A4C25C-085E-4340-85A3-A5531E510DB2}">
+      <thm15:themeFamily xmlns:thm15="http://schemas.microsoft.com/office/thememl/2012/main" name="Office Theme" id="{62F939B6-93AF-4DB8-9C6B-D6C7DFDC589F}" vid="{4A3C46E8-61CC-4603-A589-7422A47A8E4A}"/>
+    </a:ext>
+  </a:extLst>
 </a:theme>
 </file>